--- a/LAB7/Lab7_11DHCNPM1_1150080022_LeTuanKiet.docx
+++ b/LAB7/Lab7_11DHCNPM1_1150080022_LeTuanKiet.docx
@@ -70,11 +70,6 @@
       </w:r>
     </w:p>
     <w:p>
-      <w:pPr>
-        <w:rPr>
-          <w:szCs w:val="26"/>
-        </w:rPr>
-      </w:pPr>
       <w:r>
         <w:rPr>
           <w:szCs w:val="26"/>
@@ -93,21 +88,7 @@
             <w:rStyle w:val="Hyperlink"/>
             <w:szCs w:val="26"/>
           </w:rPr>
-          <w:t>https://youtu.be/o</w:t>
-        </w:r>
-        <w:r>
-          <w:rPr>
-            <w:rStyle w:val="Hyperlink"/>
-            <w:szCs w:val="26"/>
-          </w:rPr>
-          <w:t>N</w:t>
-        </w:r>
-        <w:r>
-          <w:rPr>
-            <w:rStyle w:val="Hyperlink"/>
-            <w:szCs w:val="26"/>
-          </w:rPr>
-          <w:t>ey3hMpRg4</w:t>
+          <w:t>https://youtu.be/oNey3hMpRg4</w:t>
         </w:r>
       </w:hyperlink>
     </w:p>
@@ -119,6 +100,20 @@
       </w:pPr>
       <w:r>
         <w:rPr>
+          <w:szCs w:val="26"/>
+        </w:rPr>
+        <w:t>Khai báo địa chỉ IP của máy chủ Web Proxy (trong ảnh nhập IP là 10.6.0.30) để sau này gom nhóm vào một biến tĩnh, giúp viết các luật chuyển tiếp/cho phép lưu lượng qua Proxy dễ dàng và thuận tiện thay đổi IP mà không phải sửa từng rule.</w:t>
+      </w:r>
+    </w:p>
+    <w:p>
+      <w:pPr>
+        <w:rPr>
+          <w:szCs w:val="26"/>
+        </w:rPr>
+      </w:pPr>
+      <w:r>
+        <w:rPr>
+          <w:noProof/>
           <w:szCs w:val="26"/>
         </w:rPr>
         <w:drawing>
@@ -164,15 +159,22 @@
           <w:szCs w:val="26"/>
         </w:rPr>
       </w:pPr>
-    </w:p>
-    <w:p>
-      <w:pPr>
-        <w:rPr>
-          <w:szCs w:val="26"/>
-        </w:rPr>
-      </w:pPr>
-      <w:r>
-        <w:rPr>
+      <w:r>
+        <w:rPr>
+          <w:szCs w:val="26"/>
+        </w:rPr>
+        <w:t>Gom toàn bộ máy Client cần kiểm soát duyệt web vào một nhóm chung để áp dụng chính sách: bắt buộc đi qua Web Proxy và chặn mọi hành vi đi trực tiếp ra cổng mạng ngoài.</w:t>
+      </w:r>
+    </w:p>
+    <w:p>
+      <w:pPr>
+        <w:rPr>
+          <w:szCs w:val="26"/>
+        </w:rPr>
+      </w:pPr>
+      <w:r>
+        <w:rPr>
+          <w:noProof/>
           <w:szCs w:val="26"/>
         </w:rPr>
         <w:lastRenderedPageBreak/>
@@ -219,15 +221,22 @@
           <w:szCs w:val="26"/>
         </w:rPr>
       </w:pPr>
-    </w:p>
-    <w:p>
-      <w:pPr>
-        <w:rPr>
-          <w:szCs w:val="26"/>
-        </w:rPr>
-      </w:pPr>
-      <w:r>
-        <w:rPr>
+      <w:r>
+        <w:rPr>
+          <w:szCs w:val="26"/>
+        </w:rPr>
+        <w:t>Giúp mở nhanh các dịch vụ email phục vụ công việc của doanh nghiệp, tách biệt hoàn toàn với lưu lượng duyệt web.</w:t>
+      </w:r>
+    </w:p>
+    <w:p>
+      <w:pPr>
+        <w:rPr>
+          <w:szCs w:val="26"/>
+        </w:rPr>
+      </w:pPr>
+      <w:r>
+        <w:rPr>
+          <w:noProof/>
           <w:szCs w:val="26"/>
         </w:rPr>
         <w:drawing>
@@ -273,6 +282,38 @@
           <w:szCs w:val="26"/>
         </w:rPr>
       </w:pPr>
+      <w:r>
+        <w:rPr>
+          <w:szCs w:val="26"/>
+        </w:rPr>
+        <w:t xml:space="preserve">Cho phép Client truy vấn DNS về DC01 (10.6.0.10:53). </w:t>
+      </w:r>
+    </w:p>
+    <w:p>
+      <w:pPr>
+        <w:rPr>
+          <w:szCs w:val="26"/>
+        </w:rPr>
+      </w:pPr>
+      <w:r>
+        <w:rPr>
+          <w:szCs w:val="26"/>
+        </w:rPr>
+        <w:t xml:space="preserve">Cho phép Client gửi lưu lượng duyệt web vào cổng dịch vụ 8080 của Proxy (LAB7_PROXY). </w:t>
+      </w:r>
+    </w:p>
+    <w:p>
+      <w:pPr>
+        <w:rPr>
+          <w:szCs w:val="26"/>
+        </w:rPr>
+      </w:pPr>
+      <w:r>
+        <w:rPr>
+          <w:szCs w:val="26"/>
+        </w:rPr>
+        <w:t xml:space="preserve">Cho phép mạng LAN gửi nhận thư điện tử qua các cổng MAIL_PORTS. </w:t>
+      </w:r>
     </w:p>
     <w:p>
       <w:pPr>
@@ -285,6 +326,66 @@
           <w:szCs w:val="26"/>
         </w:rPr>
         <w:lastRenderedPageBreak/>
+        <w:t xml:space="preserve">Chặn ngay lập tức các kết nối duyệt web trực tiếp (Port 80, 443) từ Client và ghi log để phát hiện hành vi lách proxy. </w:t>
+      </w:r>
+    </w:p>
+    <w:p>
+      <w:pPr>
+        <w:rPr>
+          <w:szCs w:val="26"/>
+        </w:rPr>
+      </w:pPr>
+      <w:r>
+        <w:rPr>
+          <w:szCs w:val="26"/>
+        </w:rPr>
+        <w:t xml:space="preserve">Cho phép máy chủ Proxy truy cập HTTP/HTTPS ra ngoài Internet. </w:t>
+      </w:r>
+    </w:p>
+    <w:p>
+      <w:pPr>
+        <w:rPr>
+          <w:szCs w:val="26"/>
+        </w:rPr>
+      </w:pPr>
+      <w:r>
+        <w:rPr>
+          <w:szCs w:val="26"/>
+        </w:rPr>
+        <w:t xml:space="preserve">Cho phép máy chủ Proxy kết nối vào máy chủ web DMZ (172.16.6.10:80). </w:t>
+      </w:r>
+    </w:p>
+    <w:p>
+      <w:pPr>
+        <w:rPr>
+          <w:szCs w:val="26"/>
+        </w:rPr>
+      </w:pPr>
+      <w:r>
+        <w:rPr>
+          <w:szCs w:val="26"/>
+        </w:rPr>
+        <w:t xml:space="preserve">Luật chặn toàn bộ (Explicit Deny Any/Any) tất cả các kết nối còn lại để siết chặt an ninh mạng. </w:t>
+      </w:r>
+    </w:p>
+    <w:p>
+      <w:pPr>
+        <w:rPr>
+          <w:szCs w:val="26"/>
+        </w:rPr>
+      </w:pPr>
+    </w:p>
+    <w:p>
+      <w:pPr>
+        <w:rPr>
+          <w:szCs w:val="26"/>
+        </w:rPr>
+      </w:pPr>
+      <w:r>
+        <w:rPr>
+          <w:noProof/>
+          <w:szCs w:val="26"/>
+        </w:rPr>
         <w:drawing>
           <wp:inline distT="0" distB="0" distL="0" distR="0" wp14:anchorId="5B172C7A" wp14:editId="164055FB">
             <wp:extent cx="5943600" cy="2426335"/>
@@ -328,6 +429,880 @@
           <w:szCs w:val="26"/>
         </w:rPr>
       </w:pPr>
+      <w:r>
+        <w:rPr>
+          <w:szCs w:val="26"/>
+        </w:rPr>
+        <w:t>Tiến trình đang thực hiện định dạng ổ đĩa ảo, tạo các phân vùng LVM, giải nén các tệp tin hệ thống và đang tiến hành nạp nhân hệ điều hành (installing kernel \) để chuẩn bị dựng máy chủ chạy bộ 3 dịch vụ Squid + E2Guardian + ClamAV</w:t>
+      </w:r>
+    </w:p>
+    <w:p>
+      <w:pPr>
+        <w:rPr>
+          <w:szCs w:val="26"/>
+        </w:rPr>
+      </w:pPr>
+      <w:r>
+        <w:rPr>
+          <w:szCs w:val="26"/>
+        </w:rPr>
+        <w:lastRenderedPageBreak/>
+        <w:drawing>
+          <wp:inline distT="0" distB="0" distL="0" distR="0" wp14:anchorId="4D1243AA" wp14:editId="4332FC39">
+            <wp:extent cx="5943600" cy="4886325"/>
+            <wp:effectExtent l="0" t="0" r="0" b="9525"/>
+            <wp:docPr id="618536195" name="Picture 1"/>
+            <wp:cNvGraphicFramePr>
+              <a:graphicFrameLocks xmlns:a="http://schemas.openxmlformats.org/drawingml/2006/main" noChangeAspect="1"/>
+            </wp:cNvGraphicFramePr>
+            <a:graphic xmlns:a="http://schemas.openxmlformats.org/drawingml/2006/main">
+              <a:graphicData uri="http://schemas.openxmlformats.org/drawingml/2006/picture">
+                <pic:pic xmlns:pic="http://schemas.openxmlformats.org/drawingml/2006/picture">
+                  <pic:nvPicPr>
+                    <pic:cNvPr id="618536195" name=""/>
+                    <pic:cNvPicPr/>
+                  </pic:nvPicPr>
+                  <pic:blipFill>
+                    <a:blip r:embed="rId10"/>
+                    <a:stretch>
+                      <a:fillRect/>
+                    </a:stretch>
+                  </pic:blipFill>
+                  <pic:spPr>
+                    <a:xfrm>
+                      <a:off x="0" y="0"/>
+                      <a:ext cx="5943600" cy="4886325"/>
+                    </a:xfrm>
+                    <a:prstGeom prst="rect">
+                      <a:avLst/>
+                    </a:prstGeom>
+                  </pic:spPr>
+                </pic:pic>
+              </a:graphicData>
+            </a:graphic>
+          </wp:inline>
+        </w:drawing>
+      </w:r>
+    </w:p>
+    <w:p>
+      <w:pPr>
+        <w:rPr>
+          <w:b/>
+          <w:bCs/>
+          <w:szCs w:val="26"/>
+        </w:rPr>
+      </w:pPr>
+      <w:r>
+        <w:rPr>
+          <w:b/>
+          <w:bCs/>
+          <w:szCs w:val="26"/>
+        </w:rPr>
+        <w:t>1. Vì sao LAB 7 không cài Squid/SquidGuard trực tiếp trên pfSense?</w:t>
+      </w:r>
+    </w:p>
+    <w:p>
+      <w:pPr>
+        <w:ind w:left="720" w:firstLine="0"/>
+        <w:rPr>
+          <w:szCs w:val="26"/>
+        </w:rPr>
+      </w:pPr>
+      <w:r>
+        <w:rPr>
+          <w:b/>
+          <w:bCs/>
+          <w:szCs w:val="26"/>
+        </w:rPr>
+        <w:t xml:space="preserve">- </w:t>
+      </w:r>
+      <w:r>
+        <w:rPr>
+          <w:b/>
+          <w:bCs/>
+          <w:szCs w:val="26"/>
+        </w:rPr>
+        <w:t>An toàn &amp; tài nguyên:</w:t>
+      </w:r>
+      <w:r>
+        <w:rPr>
+          <w:szCs w:val="26"/>
+        </w:rPr>
+        <w:t xml:space="preserve"> Tránh quá tải CPU/RAM cho firewall chính khi ClamAV/E2Guardian quét file nặng, giảm thiểu bề mặt tấn công (attack surface) vào hệ điều hành lõi pfSense.</w:t>
+      </w:r>
+    </w:p>
+    <w:p>
+      <w:pPr>
+        <w:ind w:left="720" w:firstLine="0"/>
+        <w:rPr>
+          <w:szCs w:val="26"/>
+        </w:rPr>
+      </w:pPr>
+      <w:r>
+        <w:rPr>
+          <w:b/>
+          <w:bCs/>
+          <w:szCs w:val="26"/>
+        </w:rPr>
+        <w:t xml:space="preserve">- </w:t>
+      </w:r>
+      <w:r>
+        <w:rPr>
+          <w:b/>
+          <w:bCs/>
+          <w:szCs w:val="26"/>
+        </w:rPr>
+        <w:t>Hỗ trợ phần mềm:</w:t>
+      </w:r>
+      <w:r>
+        <w:rPr>
+          <w:szCs w:val="26"/>
+        </w:rPr>
+        <w:t xml:space="preserve"> Squid/SquidGuard trên pfSense (FreeBSD) đã lỗi thời hoặc ngừng hỗ trợ chính thức; tách máy chủ Ubuntu riêng giúp quản lý chuỗi Squid + E2Guardian + ClamAV linh hoạt, đúng chuẩn thực tế.</w:t>
+      </w:r>
+    </w:p>
+    <w:p>
+      <w:pPr>
+        <w:rPr>
+          <w:b/>
+          <w:bCs/>
+          <w:szCs w:val="26"/>
+        </w:rPr>
+      </w:pPr>
+      <w:r>
+        <w:rPr>
+          <w:b/>
+          <w:bCs/>
+          <w:szCs w:val="26"/>
+        </w:rPr>
+        <w:t>2. Firewall pfSense và Web Proxy khác nhau ở lớp nào và loại thông tin nào có thể kiểm tra?</w:t>
+      </w:r>
+    </w:p>
+    <w:p>
+      <w:pPr>
+        <w:ind w:left="720" w:firstLine="0"/>
+        <w:rPr>
+          <w:szCs w:val="26"/>
+        </w:rPr>
+      </w:pPr>
+      <w:r>
+        <w:rPr>
+          <w:b/>
+          <w:bCs/>
+          <w:szCs w:val="26"/>
+        </w:rPr>
+        <w:lastRenderedPageBreak/>
+        <w:t xml:space="preserve">- </w:t>
+      </w:r>
+      <w:r>
+        <w:rPr>
+          <w:b/>
+          <w:bCs/>
+          <w:szCs w:val="26"/>
+        </w:rPr>
+        <w:t>Lớp mạng:</w:t>
+      </w:r>
+      <w:r>
+        <w:rPr>
+          <w:szCs w:val="26"/>
+        </w:rPr>
+        <w:t xml:space="preserve"> pfSense ở Layer 3–4 (Network/Transport); Web Proxy ở Layer 7 (Application).</w:t>
+      </w:r>
+    </w:p>
+    <w:p>
+      <w:pPr>
+        <w:ind w:left="720" w:firstLine="0"/>
+        <w:rPr>
+          <w:szCs w:val="26"/>
+        </w:rPr>
+      </w:pPr>
+      <w:r>
+        <w:rPr>
+          <w:b/>
+          <w:bCs/>
+          <w:szCs w:val="26"/>
+        </w:rPr>
+        <w:t xml:space="preserve">- </w:t>
+      </w:r>
+      <w:r>
+        <w:rPr>
+          <w:b/>
+          <w:bCs/>
+          <w:szCs w:val="26"/>
+        </w:rPr>
+        <w:t>Thông tin kiểm tra:</w:t>
+      </w:r>
+    </w:p>
+    <w:p>
+      <w:pPr>
+        <w:ind w:left="1440" w:firstLine="0"/>
+        <w:rPr>
+          <w:szCs w:val="26"/>
+        </w:rPr>
+      </w:pPr>
+      <w:r>
+        <w:rPr>
+          <w:szCs w:val="26"/>
+        </w:rPr>
+        <w:t xml:space="preserve">+ </w:t>
+      </w:r>
+      <w:r>
+        <w:rPr>
+          <w:szCs w:val="26"/>
+        </w:rPr>
+        <w:t>pfSense: IP nguồn/đích, Port, Protocol (TCP/UDP), trạng thái gói tin.</w:t>
+      </w:r>
+    </w:p>
+    <w:p>
+      <w:pPr>
+        <w:ind w:left="1440" w:firstLine="0"/>
+        <w:rPr>
+          <w:szCs w:val="26"/>
+        </w:rPr>
+      </w:pPr>
+      <w:r>
+        <w:rPr>
+          <w:szCs w:val="26"/>
+        </w:rPr>
+        <w:t xml:space="preserve">+ </w:t>
+      </w:r>
+      <w:r>
+        <w:rPr>
+          <w:szCs w:val="26"/>
+        </w:rPr>
+        <w:t>Web Proxy: URL chi tiết, HTTP Method, Host Header, User-Agent, MIME-type, nội dung văn bản (body text), mã độc trong file tải về và danh mục web (categories).</w:t>
+      </w:r>
+    </w:p>
+    <w:p>
+      <w:pPr>
+        <w:rPr>
+          <w:b/>
+          <w:bCs/>
+          <w:szCs w:val="26"/>
+        </w:rPr>
+      </w:pPr>
+      <w:r>
+        <w:rPr>
+          <w:b/>
+          <w:bCs/>
+          <w:szCs w:val="26"/>
+        </w:rPr>
+        <w:t>3. Vì sao phải block direct TCP/80, 443 từ Client-A/B khi đã cấu hình proxy?</w:t>
+      </w:r>
+    </w:p>
+    <w:p>
+      <w:pPr>
+        <w:ind w:left="720" w:firstLine="0"/>
+        <w:rPr>
+          <w:szCs w:val="26"/>
+        </w:rPr>
+      </w:pPr>
+      <w:r>
+        <w:rPr>
+          <w:b/>
+          <w:bCs/>
+          <w:szCs w:val="26"/>
+        </w:rPr>
+        <w:t xml:space="preserve">- </w:t>
+      </w:r>
+      <w:r>
+        <w:rPr>
+          <w:b/>
+          <w:bCs/>
+          <w:szCs w:val="26"/>
+        </w:rPr>
+        <w:t>Chống lách luật (Anti-bypass):</w:t>
+      </w:r>
+      <w:r>
+        <w:rPr>
+          <w:szCs w:val="26"/>
+        </w:rPr>
+        <w:t xml:space="preserve"> Ngăn người dùng tắt cấu hình proxy trên trình duyệt/hệ điều hành để đi thẳng ra mạng ngoài.</w:t>
+      </w:r>
+    </w:p>
+    <w:p>
+      <w:pPr>
+        <w:ind w:left="720" w:firstLine="0"/>
+        <w:rPr>
+          <w:szCs w:val="26"/>
+        </w:rPr>
+      </w:pPr>
+      <w:r>
+        <w:rPr>
+          <w:b/>
+          <w:bCs/>
+          <w:szCs w:val="26"/>
+        </w:rPr>
+        <w:t xml:space="preserve">- </w:t>
+      </w:r>
+      <w:r>
+        <w:rPr>
+          <w:b/>
+          <w:bCs/>
+          <w:szCs w:val="26"/>
+        </w:rPr>
+        <w:t>Bắt buộc tuân thủ:</w:t>
+      </w:r>
+      <w:r>
+        <w:rPr>
+          <w:szCs w:val="26"/>
+        </w:rPr>
+        <w:t xml:space="preserve"> Ép mọi luồng dữ liệu web phải đi qua cổng 8080 của Proxy để lọc nội dung, nếu đi trực tiếp sẽ bị hủy bỏ và ghi log vi phạm.</w:t>
+      </w:r>
+    </w:p>
+    <w:p>
+      <w:pPr>
+        <w:rPr>
+          <w:b/>
+          <w:bCs/>
+          <w:szCs w:val="26"/>
+        </w:rPr>
+      </w:pPr>
+      <w:r>
+        <w:rPr>
+          <w:b/>
+          <w:bCs/>
+          <w:szCs w:val="26"/>
+        </w:rPr>
+        <w:t>4. Vì sao hostname/category filtering của website Internet thật có thể không ổn định nếu chỉ dựa vào IP?</w:t>
+      </w:r>
+    </w:p>
+    <w:p>
+      <w:pPr>
+        <w:ind w:left="720" w:firstLine="0"/>
+        <w:rPr>
+          <w:szCs w:val="26"/>
+        </w:rPr>
+      </w:pPr>
+      <w:r>
+        <w:rPr>
+          <w:b/>
+          <w:bCs/>
+          <w:szCs w:val="26"/>
+        </w:rPr>
+        <w:t xml:space="preserve">- </w:t>
+      </w:r>
+      <w:r>
+        <w:rPr>
+          <w:b/>
+          <w:bCs/>
+          <w:szCs w:val="26"/>
+        </w:rPr>
+        <w:t>Dùng chung IP (CDN/Cloud):</w:t>
+      </w:r>
+      <w:r>
+        <w:rPr>
+          <w:szCs w:val="26"/>
+        </w:rPr>
+        <w:t xml:space="preserve"> Một IP của Cloudflare/AWS có thể chứa hàng ngàn website khác nhau, chặn theo IP sẽ gây chặn nhầm (overblocking).</w:t>
+      </w:r>
+    </w:p>
+    <w:p>
+      <w:pPr>
+        <w:ind w:left="720" w:firstLine="0"/>
+        <w:rPr>
+          <w:szCs w:val="26"/>
+        </w:rPr>
+      </w:pPr>
+      <w:r>
+        <w:rPr>
+          <w:b/>
+          <w:bCs/>
+          <w:szCs w:val="26"/>
+        </w:rPr>
+        <w:t xml:space="preserve">- </w:t>
+      </w:r>
+      <w:r>
+        <w:rPr>
+          <w:b/>
+          <w:bCs/>
+          <w:szCs w:val="26"/>
+        </w:rPr>
+        <w:t>IP thay đổi liên tục:</w:t>
+      </w:r>
+      <w:r>
+        <w:rPr>
+          <w:szCs w:val="26"/>
+        </w:rPr>
+        <w:t xml:space="preserve"> Tên miền lớn đổi IP liên tục qua cơ chế DNS Round-Robin/Anycast; đồng thời cơ chế Virtual Host yêu cầu phải đọc tên miền ở Header/SNI mới biết chính xác người dùng vào web nào.</w:t>
+      </w:r>
+    </w:p>
+    <w:p>
+      <w:pPr>
+        <w:rPr>
+          <w:b/>
+          <w:bCs/>
+          <w:szCs w:val="26"/>
+        </w:rPr>
+      </w:pPr>
+      <w:r>
+        <w:rPr>
+          <w:b/>
+          <w:bCs/>
+          <w:szCs w:val="26"/>
+        </w:rPr>
+        <w:t>5. Temporary bypass khác hard block ở điểm nào?</w:t>
+      </w:r>
+    </w:p>
+    <w:p>
+      <w:pPr>
+        <w:ind w:left="720" w:firstLine="0"/>
+        <w:rPr>
+          <w:szCs w:val="26"/>
+        </w:rPr>
+      </w:pPr>
+      <w:r>
+        <w:rPr>
+          <w:b/>
+          <w:bCs/>
+          <w:szCs w:val="26"/>
+        </w:rPr>
+        <w:t xml:space="preserve">- </w:t>
+      </w:r>
+      <w:r>
+        <w:rPr>
+          <w:b/>
+          <w:bCs/>
+          <w:szCs w:val="26"/>
+        </w:rPr>
+        <w:t>Hard block:</w:t>
+      </w:r>
+      <w:r>
+        <w:rPr>
+          <w:szCs w:val="26"/>
+        </w:rPr>
+        <w:t xml:space="preserve"> Chặn tuyệt đối, người dùng hoàn toàn không có cách nào vượt qua trang cấm.</w:t>
+      </w:r>
+    </w:p>
+    <w:p>
+      <w:pPr>
+        <w:ind w:left="720" w:firstLine="0"/>
+        <w:rPr>
+          <w:szCs w:val="26"/>
+        </w:rPr>
+      </w:pPr>
+      <w:r>
+        <w:rPr>
+          <w:b/>
+          <w:bCs/>
+          <w:szCs w:val="26"/>
+        </w:rPr>
+        <w:lastRenderedPageBreak/>
+        <w:t xml:space="preserve">- </w:t>
+      </w:r>
+      <w:r>
+        <w:rPr>
+          <w:b/>
+          <w:bCs/>
+          <w:szCs w:val="26"/>
+        </w:rPr>
+        <w:t>Temporary bypass:</w:t>
+      </w:r>
+      <w:r>
+        <w:rPr>
+          <w:szCs w:val="26"/>
+        </w:rPr>
+        <w:t xml:space="preserve"> Cho phép người dùng tạm thời mở khóa trang web (qua nút xác nhận hoặc mật khẩu bypass) để truy cập trong một khoảng thời gian nhất định (ví dụ 15–30 phút) mà không cần admin can thiệp.</w:t>
+      </w:r>
+    </w:p>
+    <w:p>
+      <w:pPr>
+        <w:rPr>
+          <w:b/>
+          <w:bCs/>
+          <w:szCs w:val="26"/>
+        </w:rPr>
+      </w:pPr>
+      <w:r>
+        <w:rPr>
+          <w:b/>
+          <w:bCs/>
+          <w:szCs w:val="26"/>
+        </w:rPr>
+        <w:t>6. Vì sao EICAR qua HTTPS không thể quét nội dung nếu không có SSL MITM?</w:t>
+      </w:r>
+    </w:p>
+    <w:p>
+      <w:pPr>
+        <w:ind w:left="720" w:firstLine="0"/>
+        <w:rPr>
+          <w:szCs w:val="26"/>
+        </w:rPr>
+      </w:pPr>
+      <w:r>
+        <w:rPr>
+          <w:szCs w:val="26"/>
+        </w:rPr>
+        <w:t xml:space="preserve">- </w:t>
+      </w:r>
+      <w:r>
+        <w:rPr>
+          <w:szCs w:val="26"/>
+        </w:rPr>
+        <w:t>Toàn bộ dữ liệu HTTPS đã bị mã hóa đầu-cuối (End-to-End).</w:t>
+      </w:r>
+    </w:p>
+    <w:p>
+      <w:pPr>
+        <w:ind w:left="720" w:firstLine="0"/>
+        <w:rPr>
+          <w:szCs w:val="26"/>
+        </w:rPr>
+      </w:pPr>
+      <w:r>
+        <w:rPr>
+          <w:szCs w:val="26"/>
+        </w:rPr>
+        <w:t xml:space="preserve">- </w:t>
+      </w:r>
+      <w:r>
+        <w:rPr>
+          <w:szCs w:val="26"/>
+        </w:rPr>
+        <w:t>Nếu không giải mã SSL (MITM), Proxy chỉ thấy phiên CONNECT domain:443 chuyển tiếp luồng nhị phân mã hóa, ClamAV hoàn toàn không đọc được chuỗi ký tự nhận diện mẫu virus EICAR bên trong payload.</w:t>
+      </w:r>
+    </w:p>
+    <w:p>
+      <w:pPr>
+        <w:rPr>
+          <w:b/>
+          <w:bCs/>
+          <w:szCs w:val="26"/>
+        </w:rPr>
+      </w:pPr>
+      <w:r>
+        <w:rPr>
+          <w:b/>
+          <w:bCs/>
+          <w:szCs w:val="26"/>
+        </w:rPr>
+        <w:t>7. CA dùng cho HTTPS inspection tạo ra rủi ro gì nếu private key bị lộ?</w:t>
+      </w:r>
+    </w:p>
+    <w:p>
+      <w:pPr>
+        <w:ind w:left="720" w:firstLine="0"/>
+        <w:rPr>
+          <w:szCs w:val="26"/>
+        </w:rPr>
+      </w:pPr>
+      <w:r>
+        <w:rPr>
+          <w:b/>
+          <w:bCs/>
+          <w:szCs w:val="26"/>
+        </w:rPr>
+        <w:t xml:space="preserve">- </w:t>
+      </w:r>
+      <w:r>
+        <w:rPr>
+          <w:b/>
+          <w:bCs/>
+          <w:szCs w:val="26"/>
+        </w:rPr>
+        <w:t>Giải mã &amp; đánh cắp dữ liệu:</w:t>
+      </w:r>
+      <w:r>
+        <w:rPr>
+          <w:szCs w:val="26"/>
+        </w:rPr>
+        <w:t xml:space="preserve"> Kẻ tấn công có thể giả mạo chứng chỉ cho bất kỳ website nào (ngân hàng, email) để nghe lén và giải mã toàn bộ thông tin nhạy cảm.</w:t>
+      </w:r>
+    </w:p>
+    <w:p>
+      <w:pPr>
+        <w:ind w:left="720" w:firstLine="0"/>
+        <w:rPr>
+          <w:szCs w:val="26"/>
+        </w:rPr>
+      </w:pPr>
+      <w:r>
+        <w:rPr>
+          <w:b/>
+          <w:bCs/>
+          <w:szCs w:val="26"/>
+        </w:rPr>
+        <w:t xml:space="preserve">- </w:t>
+      </w:r>
+      <w:r>
+        <w:rPr>
+          <w:b/>
+          <w:bCs/>
+          <w:szCs w:val="26"/>
+        </w:rPr>
+        <w:t>Mất cảnh báo bảo mật:</w:t>
+      </w:r>
+      <w:r>
+        <w:rPr>
+          <w:szCs w:val="26"/>
+        </w:rPr>
+        <w:t xml:space="preserve"> Mọi máy trạm trong mạng đã cài CA này sẽ hoàn toàn tin cậy các chứng chỉ giả mạo đó mà không hiện bất kỳ cảnh báo nguy hiểm nào.</w:t>
+      </w:r>
+    </w:p>
+    <w:p>
+      <w:pPr>
+        <w:rPr>
+          <w:b/>
+          <w:bCs/>
+          <w:szCs w:val="26"/>
+        </w:rPr>
+      </w:pPr>
+      <w:r>
+        <w:rPr>
+          <w:b/>
+          <w:bCs/>
+          <w:szCs w:val="26"/>
+        </w:rPr>
+        <w:t>8. maxcontentfilecachescansize có phải luôn là hard download-size limit không? Giải thích.</w:t>
+      </w:r>
+    </w:p>
+    <w:p>
+      <w:pPr>
+        <w:ind w:left="720" w:firstLine="0"/>
+        <w:rPr>
+          <w:szCs w:val="26"/>
+        </w:rPr>
+      </w:pPr>
+      <w:r>
+        <w:rPr>
+          <w:b/>
+          <w:bCs/>
+          <w:szCs w:val="26"/>
+        </w:rPr>
+        <w:t xml:space="preserve">- </w:t>
+      </w:r>
+      <w:r>
+        <w:rPr>
+          <w:b/>
+          <w:bCs/>
+          <w:szCs w:val="26"/>
+        </w:rPr>
+        <w:t>Không.</w:t>
+      </w:r>
+    </w:p>
+    <w:p>
+      <w:pPr>
+        <w:ind w:left="720" w:firstLine="0"/>
+        <w:rPr>
+          <w:szCs w:val="26"/>
+        </w:rPr>
+      </w:pPr>
+      <w:r>
+        <w:rPr>
+          <w:b/>
+          <w:bCs/>
+          <w:szCs w:val="26"/>
+        </w:rPr>
+        <w:t xml:space="preserve">- </w:t>
+      </w:r>
+      <w:r>
+        <w:rPr>
+          <w:b/>
+          <w:bCs/>
+          <w:szCs w:val="26"/>
+        </w:rPr>
+        <w:t>Giải thích:</w:t>
+      </w:r>
+      <w:r>
+        <w:rPr>
+          <w:szCs w:val="26"/>
+        </w:rPr>
+        <w:t xml:space="preserve"> Đây chỉ là ngưỡng dung lượng tối đa để đưa vào RAM/Disk quét virus. File nhỏ hơn hoặc bằng ngưỡng sẽ bị giữ lại quét; file lớn hơn ngưỡng sẽ bỏ qua bước quét virus và cho tải trực tiếp về máy (tránh gây tràn RAM, treo dịch vụ proxy).</w:t>
+      </w:r>
+    </w:p>
+    <w:p>
+      <w:pPr>
+        <w:rPr>
+          <w:b/>
+          <w:bCs/>
+          <w:szCs w:val="26"/>
+        </w:rPr>
+      </w:pPr>
+      <w:r>
+        <w:rPr>
+          <w:b/>
+          <w:bCs/>
+          <w:szCs w:val="26"/>
+        </w:rPr>
+        <w:t>9. Vì sao Schedule 60 phút không đồng nghĩa với daily category quota của Sophos?</w:t>
+      </w:r>
+    </w:p>
+    <w:p>
+      <w:pPr>
+        <w:ind w:left="720" w:firstLine="0"/>
+        <w:rPr>
+          <w:szCs w:val="26"/>
+        </w:rPr>
+      </w:pPr>
+      <w:r>
+        <w:rPr>
+          <w:b/>
+          <w:bCs/>
+          <w:szCs w:val="26"/>
+        </w:rPr>
+        <w:t xml:space="preserve">- </w:t>
+      </w:r>
+      <w:r>
+        <w:rPr>
+          <w:b/>
+          <w:bCs/>
+          <w:szCs w:val="26"/>
+        </w:rPr>
+        <w:t>Schedule (Khung giờ cố định):</w:t>
+      </w:r>
+      <w:r>
+        <w:rPr>
+          <w:szCs w:val="26"/>
+        </w:rPr>
+        <w:t xml:space="preserve"> Bật/tắt theo đồng hồ thực tế (ví dụ từ 12:00 đến 13:00, dù dùng hay không hết giờ vẫn khóa).</w:t>
+      </w:r>
+    </w:p>
+    <w:p>
+      <w:pPr>
+        <w:ind w:left="720" w:firstLine="0"/>
+        <w:rPr>
+          <w:szCs w:val="26"/>
+        </w:rPr>
+      </w:pPr>
+      <w:r>
+        <w:rPr>
+          <w:b/>
+          <w:bCs/>
+          <w:szCs w:val="26"/>
+        </w:rPr>
+        <w:lastRenderedPageBreak/>
+        <w:t xml:space="preserve">- </w:t>
+      </w:r>
+      <w:r>
+        <w:rPr>
+          <w:b/>
+          <w:bCs/>
+          <w:szCs w:val="26"/>
+        </w:rPr>
+        <w:t>Category Quota (Hạn ngạch tích lũy):</w:t>
+      </w:r>
+      <w:r>
+        <w:rPr>
+          <w:szCs w:val="26"/>
+        </w:rPr>
+        <w:t xml:space="preserve"> Theo dõi thời gian sử dụng thực tế (chỉ khi nào người dùng lướt web trên danh mục đó cộng dồn đủ 60 phút thì mới khóa).</w:t>
+      </w:r>
+    </w:p>
+    <w:p>
+      <w:pPr>
+        <w:rPr>
+          <w:b/>
+          <w:bCs/>
+          <w:szCs w:val="26"/>
+        </w:rPr>
+      </w:pPr>
+      <w:r>
+        <w:rPr>
+          <w:b/>
+          <w:bCs/>
+          <w:szCs w:val="26"/>
+        </w:rPr>
+        <w:t>10. Khi browser lỗi nhưng E2Guardian không có log, giả thuyết đầu tiên cần kiểm tra là gì?</w:t>
+      </w:r>
+    </w:p>
+    <w:p>
+      <w:pPr>
+        <w:ind w:left="720" w:firstLine="0"/>
+        <w:rPr>
+          <w:szCs w:val="26"/>
+        </w:rPr>
+      </w:pPr>
+      <w:r>
+        <w:rPr>
+          <w:b/>
+          <w:bCs/>
+          <w:szCs w:val="26"/>
+        </w:rPr>
+        <w:t xml:space="preserve">- </w:t>
+      </w:r>
+      <w:r>
+        <w:rPr>
+          <w:b/>
+          <w:bCs/>
+          <w:szCs w:val="26"/>
+        </w:rPr>
+        <w:t>Gói tin chưa tới được E2Guardian:</w:t>
+      </w:r>
+    </w:p>
+    <w:p>
+      <w:pPr>
+        <w:numPr>
+          <w:ilvl w:val="1"/>
+          <w:numId w:val="19"/>
+        </w:numPr>
+        <w:rPr>
+          <w:szCs w:val="26"/>
+        </w:rPr>
+      </w:pPr>
+      <w:r>
+        <w:rPr>
+          <w:szCs w:val="26"/>
+        </w:rPr>
+        <w:t>Lỗi phân giải DNS tại Client.</w:t>
+      </w:r>
+    </w:p>
+    <w:p>
+      <w:pPr>
+        <w:numPr>
+          <w:ilvl w:val="1"/>
+          <w:numId w:val="19"/>
+        </w:numPr>
+        <w:rPr>
+          <w:szCs w:val="26"/>
+        </w:rPr>
+      </w:pPr>
+      <w:r>
+        <w:rPr>
+          <w:szCs w:val="26"/>
+        </w:rPr>
+        <w:t>Client chưa bật hoặc điền sai IP/Port proxy (10.6.0.254:8080).</w:t>
+      </w:r>
+    </w:p>
+    <w:p>
+      <w:pPr>
+        <w:numPr>
+          <w:ilvl w:val="1"/>
+          <w:numId w:val="19"/>
+        </w:numPr>
+        <w:rPr>
+          <w:szCs w:val="26"/>
+        </w:rPr>
+      </w:pPr>
+      <w:r>
+        <w:rPr>
+          <w:szCs w:val="26"/>
+        </w:rPr>
+        <w:t>Bị firewall pfSense chặn trước khi tới Proxy.</w:t>
+      </w:r>
+    </w:p>
+    <w:p>
+      <w:pPr>
+        <w:numPr>
+          <w:ilvl w:val="1"/>
+          <w:numId w:val="19"/>
+        </w:numPr>
+        <w:rPr>
+          <w:szCs w:val="26"/>
+        </w:rPr>
+      </w:pPr>
+      <w:r>
+        <w:rPr>
+          <w:szCs w:val="26"/>
+        </w:rPr>
+        <w:t>Tiến trình E2Guardian trên Ubuntu bị dừng/chưa chạy lắng nghe cổng 8080.</w:t>
+      </w:r>
+    </w:p>
+    <w:p>
+      <w:pPr>
+        <w:rPr>
+          <w:szCs w:val="26"/>
+        </w:rPr>
+      </w:pPr>
     </w:p>
     <w:sectPr>
       <w:pgSz w:w="12240" w:h="15840"/>
@@ -342,6 +1317,151 @@
 <file path=word/numbering.xml><?xml version="1.0" encoding="utf-8"?>
 <w:numbering xmlns:wpc="http://schemas.microsoft.com/office/word/2010/wordprocessingCanvas" xmlns:cx="http://schemas.microsoft.com/office/drawing/2014/chartex" xmlns:cx1="http://schemas.microsoft.com/office/drawing/2015/9/8/chartex" xmlns:cx2="http://schemas.microsoft.com/office/drawing/2015/10/21/chartex" xmlns:cx3="http://schemas.microsoft.com/office/drawing/2016/5/9/chartex" xmlns:cx4="http://schemas.microsoft.com/office/drawing/2016/5/10/chartex" xmlns:cx5="http://schemas.microsoft.com/office/drawing/2016/5/11/chartex" xmlns:cx6="http://schemas.microsoft.com/office/drawing/2016/5/12/chartex" xmlns:cx7="http://schemas.microsoft.com/office/drawing/2016/5/13/chartex" xmlns:cx8="http://schemas.microsoft.com/office/drawing/2016/5/14/chartex" xmlns:mc="http://schemas.openxmlformats.org/markup-compatibility/2006" xmlns:aink="http://schemas.microsoft.com/office/drawing/2016/ink" xmlns:am3d="http://schemas.microsoft.com/office/drawing/2017/model3d" xmlns:o="urn:schemas-microsoft-com:office:office" xmlns:oel="http://schemas.microsoft.com/office/2019/extlst" xmlns:r="http://schemas.openxmlformats.org/officeDocument/2006/relationships" xmlns:m="http://schemas.openxmlformats.org/officeDocument/2006/math" xmlns:v="urn:schemas-microsoft-com:vml" xmlns:wp14="http://schemas.microsoft.com/office/word/2010/wordprocessingDrawing" xmlns:wp="http://schemas.openxmlformats.org/drawingml/2006/wordprocessingDrawing" xmlns:w10="urn:schemas-microsoft-com:office:word" xmlns:w="http://schemas.openxmlformats.org/wordprocessingml/2006/main" xmlns:w14="http://schemas.microsoft.com/office/word/2010/wordml" xmlns:w15="http://schemas.microsoft.com/office/word/2012/wordml" xmlns:w16cex="http://schemas.microsoft.com/office/word/2018/wordml/cex" xmlns:w16cid="http://schemas.microsoft.com/office/word/2016/wordml/cid" xmlns:w16="http://schemas.microsoft.com/office/word/2018/wordml" xmlns:w16du="http://schemas.microsoft.com/office/word/2023/wordml/word16du" xmlns:w16sdtdh="http://schemas.microsoft.com/office/word/2020/wordml/sdtdatahash" xmlns:w16sdtfl="http://schemas.microsoft.com/office/word/2024/wordml/sdtformatlock" xmlns:w16se="http://schemas.microsoft.com/office/word/2015/wordml/symex" xmlns:wpg="http://schemas.microsoft.com/office/word/2010/wordprocessingGroup" xmlns:wpi="http://schemas.microsoft.com/office/word/2010/wordprocessingInk" xmlns:wne="http://schemas.microsoft.com/office/word/2006/wordml" xmlns:wps="http://schemas.microsoft.com/office/word/2010/wordprocessingShape" mc:Ignorable="w14 w15 w16se w16cid w16 w16cex w16sdtdh w16sdtfl w16du wp14">
   <w:abstractNum w:abstractNumId="0" w15:restartNumberingAfterBreak="0">
+    <w:nsid w:val="048D386A"/>
+    <w:multiLevelType w:val="multilevel"/>
+    <w:tmpl w:val="FA6475FC"/>
+    <w:lvl w:ilvl="0">
+      <w:start w:val="1"/>
+      <w:numFmt w:val="bullet"/>
+      <w:lvlText w:val=""/>
+      <w:lvlJc w:val="left"/>
+      <w:pPr>
+        <w:tabs>
+          <w:tab w:val="num" w:pos="720"/>
+        </w:tabs>
+        <w:ind w:left="720" w:hanging="360"/>
+      </w:pPr>
+      <w:rPr>
+        <w:rFonts w:ascii="Symbol" w:hAnsi="Symbol" w:hint="default"/>
+        <w:sz w:val="20"/>
+      </w:rPr>
+    </w:lvl>
+    <w:lvl w:ilvl="1">
+      <w:start w:val="1"/>
+      <w:numFmt w:val="decimal"/>
+      <w:lvlText w:val="%2."/>
+      <w:lvlJc w:val="left"/>
+      <w:pPr>
+        <w:tabs>
+          <w:tab w:val="num" w:pos="1440"/>
+        </w:tabs>
+        <w:ind w:left="1440" w:hanging="360"/>
+      </w:pPr>
+    </w:lvl>
+    <w:lvl w:ilvl="2" w:tentative="1">
+      <w:start w:val="1"/>
+      <w:numFmt w:val="bullet"/>
+      <w:lvlText w:val=""/>
+      <w:lvlJc w:val="left"/>
+      <w:pPr>
+        <w:tabs>
+          <w:tab w:val="num" w:pos="2160"/>
+        </w:tabs>
+        <w:ind w:left="2160" w:hanging="360"/>
+      </w:pPr>
+      <w:rPr>
+        <w:rFonts w:ascii="Wingdings" w:hAnsi="Wingdings" w:hint="default"/>
+        <w:sz w:val="20"/>
+      </w:rPr>
+    </w:lvl>
+    <w:lvl w:ilvl="3" w:tentative="1">
+      <w:start w:val="1"/>
+      <w:numFmt w:val="bullet"/>
+      <w:lvlText w:val=""/>
+      <w:lvlJc w:val="left"/>
+      <w:pPr>
+        <w:tabs>
+          <w:tab w:val="num" w:pos="2880"/>
+        </w:tabs>
+        <w:ind w:left="2880" w:hanging="360"/>
+      </w:pPr>
+      <w:rPr>
+        <w:rFonts w:ascii="Wingdings" w:hAnsi="Wingdings" w:hint="default"/>
+        <w:sz w:val="20"/>
+      </w:rPr>
+    </w:lvl>
+    <w:lvl w:ilvl="4" w:tentative="1">
+      <w:start w:val="1"/>
+      <w:numFmt w:val="bullet"/>
+      <w:lvlText w:val=""/>
+      <w:lvlJc w:val="left"/>
+      <w:pPr>
+        <w:tabs>
+          <w:tab w:val="num" w:pos="3600"/>
+        </w:tabs>
+        <w:ind w:left="3600" w:hanging="360"/>
+      </w:pPr>
+      <w:rPr>
+        <w:rFonts w:ascii="Wingdings" w:hAnsi="Wingdings" w:hint="default"/>
+        <w:sz w:val="20"/>
+      </w:rPr>
+    </w:lvl>
+    <w:lvl w:ilvl="5" w:tentative="1">
+      <w:start w:val="1"/>
+      <w:numFmt w:val="bullet"/>
+      <w:lvlText w:val=""/>
+      <w:lvlJc w:val="left"/>
+      <w:pPr>
+        <w:tabs>
+          <w:tab w:val="num" w:pos="4320"/>
+        </w:tabs>
+        <w:ind w:left="4320" w:hanging="360"/>
+      </w:pPr>
+      <w:rPr>
+        <w:rFonts w:ascii="Wingdings" w:hAnsi="Wingdings" w:hint="default"/>
+        <w:sz w:val="20"/>
+      </w:rPr>
+    </w:lvl>
+    <w:lvl w:ilvl="6" w:tentative="1">
+      <w:start w:val="1"/>
+      <w:numFmt w:val="bullet"/>
+      <w:lvlText w:val=""/>
+      <w:lvlJc w:val="left"/>
+      <w:pPr>
+        <w:tabs>
+          <w:tab w:val="num" w:pos="5040"/>
+        </w:tabs>
+        <w:ind w:left="5040" w:hanging="360"/>
+      </w:pPr>
+      <w:rPr>
+        <w:rFonts w:ascii="Wingdings" w:hAnsi="Wingdings" w:hint="default"/>
+        <w:sz w:val="20"/>
+      </w:rPr>
+    </w:lvl>
+    <w:lvl w:ilvl="7" w:tentative="1">
+      <w:start w:val="1"/>
+      <w:numFmt w:val="bullet"/>
+      <w:lvlText w:val=""/>
+      <w:lvlJc w:val="left"/>
+      <w:pPr>
+        <w:tabs>
+          <w:tab w:val="num" w:pos="5760"/>
+        </w:tabs>
+        <w:ind w:left="5760" w:hanging="360"/>
+      </w:pPr>
+      <w:rPr>
+        <w:rFonts w:ascii="Wingdings" w:hAnsi="Wingdings" w:hint="default"/>
+        <w:sz w:val="20"/>
+      </w:rPr>
+    </w:lvl>
+    <w:lvl w:ilvl="8" w:tentative="1">
+      <w:start w:val="1"/>
+      <w:numFmt w:val="bullet"/>
+      <w:lvlText w:val=""/>
+      <w:lvlJc w:val="left"/>
+      <w:pPr>
+        <w:tabs>
+          <w:tab w:val="num" w:pos="6480"/>
+        </w:tabs>
+        <w:ind w:left="6480" w:hanging="360"/>
+      </w:pPr>
+      <w:rPr>
+        <w:rFonts w:ascii="Wingdings" w:hAnsi="Wingdings" w:hint="default"/>
+        <w:sz w:val="20"/>
+      </w:rPr>
+    </w:lvl>
+  </w:abstractNum>
+  <w:abstractNum w:abstractNumId="1" w15:restartNumberingAfterBreak="0">
     <w:nsid w:val="050B1C18"/>
     <w:multiLevelType w:val="multilevel"/>
     <w:tmpl w:val="184C8036"/>
@@ -490,7 +1610,156 @@
       </w:rPr>
     </w:lvl>
   </w:abstractNum>
-  <w:abstractNum w:abstractNumId="1" w15:restartNumberingAfterBreak="0">
+  <w:abstractNum w:abstractNumId="2" w15:restartNumberingAfterBreak="0">
+    <w:nsid w:val="0B741C0C"/>
+    <w:multiLevelType w:val="multilevel"/>
+    <w:tmpl w:val="6776A97C"/>
+    <w:lvl w:ilvl="0">
+      <w:start w:val="1"/>
+      <w:numFmt w:val="bullet"/>
+      <w:lvlText w:val=""/>
+      <w:lvlJc w:val="left"/>
+      <w:pPr>
+        <w:tabs>
+          <w:tab w:val="num" w:pos="720"/>
+        </w:tabs>
+        <w:ind w:left="720" w:hanging="360"/>
+      </w:pPr>
+      <w:rPr>
+        <w:rFonts w:ascii="Symbol" w:hAnsi="Symbol" w:hint="default"/>
+        <w:sz w:val="20"/>
+      </w:rPr>
+    </w:lvl>
+    <w:lvl w:ilvl="1" w:tentative="1">
+      <w:start w:val="1"/>
+      <w:numFmt w:val="bullet"/>
+      <w:lvlText w:val="o"/>
+      <w:lvlJc w:val="left"/>
+      <w:pPr>
+        <w:tabs>
+          <w:tab w:val="num" w:pos="1440"/>
+        </w:tabs>
+        <w:ind w:left="1440" w:hanging="360"/>
+      </w:pPr>
+      <w:rPr>
+        <w:rFonts w:ascii="Courier New" w:hAnsi="Courier New" w:hint="default"/>
+        <w:sz w:val="20"/>
+      </w:rPr>
+    </w:lvl>
+    <w:lvl w:ilvl="2" w:tentative="1">
+      <w:start w:val="1"/>
+      <w:numFmt w:val="bullet"/>
+      <w:lvlText w:val=""/>
+      <w:lvlJc w:val="left"/>
+      <w:pPr>
+        <w:tabs>
+          <w:tab w:val="num" w:pos="2160"/>
+        </w:tabs>
+        <w:ind w:left="2160" w:hanging="360"/>
+      </w:pPr>
+      <w:rPr>
+        <w:rFonts w:ascii="Wingdings" w:hAnsi="Wingdings" w:hint="default"/>
+        <w:sz w:val="20"/>
+      </w:rPr>
+    </w:lvl>
+    <w:lvl w:ilvl="3" w:tentative="1">
+      <w:start w:val="1"/>
+      <w:numFmt w:val="bullet"/>
+      <w:lvlText w:val=""/>
+      <w:lvlJc w:val="left"/>
+      <w:pPr>
+        <w:tabs>
+          <w:tab w:val="num" w:pos="2880"/>
+        </w:tabs>
+        <w:ind w:left="2880" w:hanging="360"/>
+      </w:pPr>
+      <w:rPr>
+        <w:rFonts w:ascii="Wingdings" w:hAnsi="Wingdings" w:hint="default"/>
+        <w:sz w:val="20"/>
+      </w:rPr>
+    </w:lvl>
+    <w:lvl w:ilvl="4" w:tentative="1">
+      <w:start w:val="1"/>
+      <w:numFmt w:val="bullet"/>
+      <w:lvlText w:val=""/>
+      <w:lvlJc w:val="left"/>
+      <w:pPr>
+        <w:tabs>
+          <w:tab w:val="num" w:pos="3600"/>
+        </w:tabs>
+        <w:ind w:left="3600" w:hanging="360"/>
+      </w:pPr>
+      <w:rPr>
+        <w:rFonts w:ascii="Wingdings" w:hAnsi="Wingdings" w:hint="default"/>
+        <w:sz w:val="20"/>
+      </w:rPr>
+    </w:lvl>
+    <w:lvl w:ilvl="5" w:tentative="1">
+      <w:start w:val="1"/>
+      <w:numFmt w:val="bullet"/>
+      <w:lvlText w:val=""/>
+      <w:lvlJc w:val="left"/>
+      <w:pPr>
+        <w:tabs>
+          <w:tab w:val="num" w:pos="4320"/>
+        </w:tabs>
+        <w:ind w:left="4320" w:hanging="360"/>
+      </w:pPr>
+      <w:rPr>
+        <w:rFonts w:ascii="Wingdings" w:hAnsi="Wingdings" w:hint="default"/>
+        <w:sz w:val="20"/>
+      </w:rPr>
+    </w:lvl>
+    <w:lvl w:ilvl="6" w:tentative="1">
+      <w:start w:val="1"/>
+      <w:numFmt w:val="bullet"/>
+      <w:lvlText w:val=""/>
+      <w:lvlJc w:val="left"/>
+      <w:pPr>
+        <w:tabs>
+          <w:tab w:val="num" w:pos="5040"/>
+        </w:tabs>
+        <w:ind w:left="5040" w:hanging="360"/>
+      </w:pPr>
+      <w:rPr>
+        <w:rFonts w:ascii="Wingdings" w:hAnsi="Wingdings" w:hint="default"/>
+        <w:sz w:val="20"/>
+      </w:rPr>
+    </w:lvl>
+    <w:lvl w:ilvl="7" w:tentative="1">
+      <w:start w:val="1"/>
+      <w:numFmt w:val="bullet"/>
+      <w:lvlText w:val=""/>
+      <w:lvlJc w:val="left"/>
+      <w:pPr>
+        <w:tabs>
+          <w:tab w:val="num" w:pos="5760"/>
+        </w:tabs>
+        <w:ind w:left="5760" w:hanging="360"/>
+      </w:pPr>
+      <w:rPr>
+        <w:rFonts w:ascii="Wingdings" w:hAnsi="Wingdings" w:hint="default"/>
+        <w:sz w:val="20"/>
+      </w:rPr>
+    </w:lvl>
+    <w:lvl w:ilvl="8" w:tentative="1">
+      <w:start w:val="1"/>
+      <w:numFmt w:val="bullet"/>
+      <w:lvlText w:val=""/>
+      <w:lvlJc w:val="left"/>
+      <w:pPr>
+        <w:tabs>
+          <w:tab w:val="num" w:pos="6480"/>
+        </w:tabs>
+        <w:ind w:left="6480" w:hanging="360"/>
+      </w:pPr>
+      <w:rPr>
+        <w:rFonts w:ascii="Wingdings" w:hAnsi="Wingdings" w:hint="default"/>
+        <w:sz w:val="20"/>
+      </w:rPr>
+    </w:lvl>
+  </w:abstractNum>
+  <w:abstractNum w:abstractNumId="3" w15:restartNumberingAfterBreak="0">
     <w:nsid w:val="10250BB2"/>
     <w:multiLevelType w:val="multilevel"/>
     <w:tmpl w:val="A36852BC"/>
@@ -639,7 +1908,454 @@
       </w:rPr>
     </w:lvl>
   </w:abstractNum>
-  <w:abstractNum w:abstractNumId="2" w15:restartNumberingAfterBreak="0">
+  <w:abstractNum w:abstractNumId="4" w15:restartNumberingAfterBreak="0">
+    <w:nsid w:val="10885BEB"/>
+    <w:multiLevelType w:val="multilevel"/>
+    <w:tmpl w:val="304E8924"/>
+    <w:lvl w:ilvl="0">
+      <w:start w:val="1"/>
+      <w:numFmt w:val="bullet"/>
+      <w:lvlText w:val=""/>
+      <w:lvlJc w:val="left"/>
+      <w:pPr>
+        <w:tabs>
+          <w:tab w:val="num" w:pos="720"/>
+        </w:tabs>
+        <w:ind w:left="720" w:hanging="360"/>
+      </w:pPr>
+      <w:rPr>
+        <w:rFonts w:ascii="Symbol" w:hAnsi="Symbol" w:hint="default"/>
+        <w:sz w:val="20"/>
+      </w:rPr>
+    </w:lvl>
+    <w:lvl w:ilvl="1">
+      <w:start w:val="1"/>
+      <w:numFmt w:val="bullet"/>
+      <w:lvlText w:val="o"/>
+      <w:lvlJc w:val="left"/>
+      <w:pPr>
+        <w:tabs>
+          <w:tab w:val="num" w:pos="1440"/>
+        </w:tabs>
+        <w:ind w:left="1440" w:hanging="360"/>
+      </w:pPr>
+      <w:rPr>
+        <w:rFonts w:ascii="Courier New" w:hAnsi="Courier New" w:hint="default"/>
+        <w:sz w:val="20"/>
+      </w:rPr>
+    </w:lvl>
+    <w:lvl w:ilvl="2" w:tentative="1">
+      <w:start w:val="1"/>
+      <w:numFmt w:val="bullet"/>
+      <w:lvlText w:val=""/>
+      <w:lvlJc w:val="left"/>
+      <w:pPr>
+        <w:tabs>
+          <w:tab w:val="num" w:pos="2160"/>
+        </w:tabs>
+        <w:ind w:left="2160" w:hanging="360"/>
+      </w:pPr>
+      <w:rPr>
+        <w:rFonts w:ascii="Wingdings" w:hAnsi="Wingdings" w:hint="default"/>
+        <w:sz w:val="20"/>
+      </w:rPr>
+    </w:lvl>
+    <w:lvl w:ilvl="3" w:tentative="1">
+      <w:start w:val="1"/>
+      <w:numFmt w:val="bullet"/>
+      <w:lvlText w:val=""/>
+      <w:lvlJc w:val="left"/>
+      <w:pPr>
+        <w:tabs>
+          <w:tab w:val="num" w:pos="2880"/>
+        </w:tabs>
+        <w:ind w:left="2880" w:hanging="360"/>
+      </w:pPr>
+      <w:rPr>
+        <w:rFonts w:ascii="Wingdings" w:hAnsi="Wingdings" w:hint="default"/>
+        <w:sz w:val="20"/>
+      </w:rPr>
+    </w:lvl>
+    <w:lvl w:ilvl="4" w:tentative="1">
+      <w:start w:val="1"/>
+      <w:numFmt w:val="bullet"/>
+      <w:lvlText w:val=""/>
+      <w:lvlJc w:val="left"/>
+      <w:pPr>
+        <w:tabs>
+          <w:tab w:val="num" w:pos="3600"/>
+        </w:tabs>
+        <w:ind w:left="3600" w:hanging="360"/>
+      </w:pPr>
+      <w:rPr>
+        <w:rFonts w:ascii="Wingdings" w:hAnsi="Wingdings" w:hint="default"/>
+        <w:sz w:val="20"/>
+      </w:rPr>
+    </w:lvl>
+    <w:lvl w:ilvl="5" w:tentative="1">
+      <w:start w:val="1"/>
+      <w:numFmt w:val="bullet"/>
+      <w:lvlText w:val=""/>
+      <w:lvlJc w:val="left"/>
+      <w:pPr>
+        <w:tabs>
+          <w:tab w:val="num" w:pos="4320"/>
+        </w:tabs>
+        <w:ind w:left="4320" w:hanging="360"/>
+      </w:pPr>
+      <w:rPr>
+        <w:rFonts w:ascii="Wingdings" w:hAnsi="Wingdings" w:hint="default"/>
+        <w:sz w:val="20"/>
+      </w:rPr>
+    </w:lvl>
+    <w:lvl w:ilvl="6" w:tentative="1">
+      <w:start w:val="1"/>
+      <w:numFmt w:val="bullet"/>
+      <w:lvlText w:val=""/>
+      <w:lvlJc w:val="left"/>
+      <w:pPr>
+        <w:tabs>
+          <w:tab w:val="num" w:pos="5040"/>
+        </w:tabs>
+        <w:ind w:left="5040" w:hanging="360"/>
+      </w:pPr>
+      <w:rPr>
+        <w:rFonts w:ascii="Wingdings" w:hAnsi="Wingdings" w:hint="default"/>
+        <w:sz w:val="20"/>
+      </w:rPr>
+    </w:lvl>
+    <w:lvl w:ilvl="7" w:tentative="1">
+      <w:start w:val="1"/>
+      <w:numFmt w:val="bullet"/>
+      <w:lvlText w:val=""/>
+      <w:lvlJc w:val="left"/>
+      <w:pPr>
+        <w:tabs>
+          <w:tab w:val="num" w:pos="5760"/>
+        </w:tabs>
+        <w:ind w:left="5760" w:hanging="360"/>
+      </w:pPr>
+      <w:rPr>
+        <w:rFonts w:ascii="Wingdings" w:hAnsi="Wingdings" w:hint="default"/>
+        <w:sz w:val="20"/>
+      </w:rPr>
+    </w:lvl>
+    <w:lvl w:ilvl="8" w:tentative="1">
+      <w:start w:val="1"/>
+      <w:numFmt w:val="bullet"/>
+      <w:lvlText w:val=""/>
+      <w:lvlJc w:val="left"/>
+      <w:pPr>
+        <w:tabs>
+          <w:tab w:val="num" w:pos="6480"/>
+        </w:tabs>
+        <w:ind w:left="6480" w:hanging="360"/>
+      </w:pPr>
+      <w:rPr>
+        <w:rFonts w:ascii="Wingdings" w:hAnsi="Wingdings" w:hint="default"/>
+        <w:sz w:val="20"/>
+      </w:rPr>
+    </w:lvl>
+  </w:abstractNum>
+  <w:abstractNum w:abstractNumId="5" w15:restartNumberingAfterBreak="0">
+    <w:nsid w:val="24835E79"/>
+    <w:multiLevelType w:val="multilevel"/>
+    <w:tmpl w:val="463606DE"/>
+    <w:lvl w:ilvl="0">
+      <w:start w:val="1"/>
+      <w:numFmt w:val="bullet"/>
+      <w:lvlText w:val=""/>
+      <w:lvlJc w:val="left"/>
+      <w:pPr>
+        <w:tabs>
+          <w:tab w:val="num" w:pos="720"/>
+        </w:tabs>
+        <w:ind w:left="720" w:hanging="360"/>
+      </w:pPr>
+      <w:rPr>
+        <w:rFonts w:ascii="Symbol" w:hAnsi="Symbol" w:hint="default"/>
+        <w:sz w:val="20"/>
+      </w:rPr>
+    </w:lvl>
+    <w:lvl w:ilvl="1" w:tentative="1">
+      <w:start w:val="1"/>
+      <w:numFmt w:val="bullet"/>
+      <w:lvlText w:val="o"/>
+      <w:lvlJc w:val="left"/>
+      <w:pPr>
+        <w:tabs>
+          <w:tab w:val="num" w:pos="1440"/>
+        </w:tabs>
+        <w:ind w:left="1440" w:hanging="360"/>
+      </w:pPr>
+      <w:rPr>
+        <w:rFonts w:ascii="Courier New" w:hAnsi="Courier New" w:hint="default"/>
+        <w:sz w:val="20"/>
+      </w:rPr>
+    </w:lvl>
+    <w:lvl w:ilvl="2" w:tentative="1">
+      <w:start w:val="1"/>
+      <w:numFmt w:val="bullet"/>
+      <w:lvlText w:val=""/>
+      <w:lvlJc w:val="left"/>
+      <w:pPr>
+        <w:tabs>
+          <w:tab w:val="num" w:pos="2160"/>
+        </w:tabs>
+        <w:ind w:left="2160" w:hanging="360"/>
+      </w:pPr>
+      <w:rPr>
+        <w:rFonts w:ascii="Wingdings" w:hAnsi="Wingdings" w:hint="default"/>
+        <w:sz w:val="20"/>
+      </w:rPr>
+    </w:lvl>
+    <w:lvl w:ilvl="3" w:tentative="1">
+      <w:start w:val="1"/>
+      <w:numFmt w:val="bullet"/>
+      <w:lvlText w:val=""/>
+      <w:lvlJc w:val="left"/>
+      <w:pPr>
+        <w:tabs>
+          <w:tab w:val="num" w:pos="2880"/>
+        </w:tabs>
+        <w:ind w:left="2880" w:hanging="360"/>
+      </w:pPr>
+      <w:rPr>
+        <w:rFonts w:ascii="Wingdings" w:hAnsi="Wingdings" w:hint="default"/>
+        <w:sz w:val="20"/>
+      </w:rPr>
+    </w:lvl>
+    <w:lvl w:ilvl="4" w:tentative="1">
+      <w:start w:val="1"/>
+      <w:numFmt w:val="bullet"/>
+      <w:lvlText w:val=""/>
+      <w:lvlJc w:val="left"/>
+      <w:pPr>
+        <w:tabs>
+          <w:tab w:val="num" w:pos="3600"/>
+        </w:tabs>
+        <w:ind w:left="3600" w:hanging="360"/>
+      </w:pPr>
+      <w:rPr>
+        <w:rFonts w:ascii="Wingdings" w:hAnsi="Wingdings" w:hint="default"/>
+        <w:sz w:val="20"/>
+      </w:rPr>
+    </w:lvl>
+    <w:lvl w:ilvl="5" w:tentative="1">
+      <w:start w:val="1"/>
+      <w:numFmt w:val="bullet"/>
+      <w:lvlText w:val=""/>
+      <w:lvlJc w:val="left"/>
+      <w:pPr>
+        <w:tabs>
+          <w:tab w:val="num" w:pos="4320"/>
+        </w:tabs>
+        <w:ind w:left="4320" w:hanging="360"/>
+      </w:pPr>
+      <w:rPr>
+        <w:rFonts w:ascii="Wingdings" w:hAnsi="Wingdings" w:hint="default"/>
+        <w:sz w:val="20"/>
+      </w:rPr>
+    </w:lvl>
+    <w:lvl w:ilvl="6" w:tentative="1">
+      <w:start w:val="1"/>
+      <w:numFmt w:val="bullet"/>
+      <w:lvlText w:val=""/>
+      <w:lvlJc w:val="left"/>
+      <w:pPr>
+        <w:tabs>
+          <w:tab w:val="num" w:pos="5040"/>
+        </w:tabs>
+        <w:ind w:left="5040" w:hanging="360"/>
+      </w:pPr>
+      <w:rPr>
+        <w:rFonts w:ascii="Wingdings" w:hAnsi="Wingdings" w:hint="default"/>
+        <w:sz w:val="20"/>
+      </w:rPr>
+    </w:lvl>
+    <w:lvl w:ilvl="7" w:tentative="1">
+      <w:start w:val="1"/>
+      <w:numFmt w:val="bullet"/>
+      <w:lvlText w:val=""/>
+      <w:lvlJc w:val="left"/>
+      <w:pPr>
+        <w:tabs>
+          <w:tab w:val="num" w:pos="5760"/>
+        </w:tabs>
+        <w:ind w:left="5760" w:hanging="360"/>
+      </w:pPr>
+      <w:rPr>
+        <w:rFonts w:ascii="Wingdings" w:hAnsi="Wingdings" w:hint="default"/>
+        <w:sz w:val="20"/>
+      </w:rPr>
+    </w:lvl>
+    <w:lvl w:ilvl="8" w:tentative="1">
+      <w:start w:val="1"/>
+      <w:numFmt w:val="bullet"/>
+      <w:lvlText w:val=""/>
+      <w:lvlJc w:val="left"/>
+      <w:pPr>
+        <w:tabs>
+          <w:tab w:val="num" w:pos="6480"/>
+        </w:tabs>
+        <w:ind w:left="6480" w:hanging="360"/>
+      </w:pPr>
+      <w:rPr>
+        <w:rFonts w:ascii="Wingdings" w:hAnsi="Wingdings" w:hint="default"/>
+        <w:sz w:val="20"/>
+      </w:rPr>
+    </w:lvl>
+  </w:abstractNum>
+  <w:abstractNum w:abstractNumId="6" w15:restartNumberingAfterBreak="0">
+    <w:nsid w:val="2ABF12E9"/>
+    <w:multiLevelType w:val="multilevel"/>
+    <w:tmpl w:val="6F14E20E"/>
+    <w:lvl w:ilvl="0">
+      <w:start w:val="1"/>
+      <w:numFmt w:val="bullet"/>
+      <w:lvlText w:val=""/>
+      <w:lvlJc w:val="left"/>
+      <w:pPr>
+        <w:tabs>
+          <w:tab w:val="num" w:pos="720"/>
+        </w:tabs>
+        <w:ind w:left="720" w:hanging="360"/>
+      </w:pPr>
+      <w:rPr>
+        <w:rFonts w:ascii="Symbol" w:hAnsi="Symbol" w:hint="default"/>
+        <w:sz w:val="20"/>
+      </w:rPr>
+    </w:lvl>
+    <w:lvl w:ilvl="1" w:tentative="1">
+      <w:start w:val="1"/>
+      <w:numFmt w:val="bullet"/>
+      <w:lvlText w:val="o"/>
+      <w:lvlJc w:val="left"/>
+      <w:pPr>
+        <w:tabs>
+          <w:tab w:val="num" w:pos="1440"/>
+        </w:tabs>
+        <w:ind w:left="1440" w:hanging="360"/>
+      </w:pPr>
+      <w:rPr>
+        <w:rFonts w:ascii="Courier New" w:hAnsi="Courier New" w:hint="default"/>
+        <w:sz w:val="20"/>
+      </w:rPr>
+    </w:lvl>
+    <w:lvl w:ilvl="2" w:tentative="1">
+      <w:start w:val="1"/>
+      <w:numFmt w:val="bullet"/>
+      <w:lvlText w:val=""/>
+      <w:lvlJc w:val="left"/>
+      <w:pPr>
+        <w:tabs>
+          <w:tab w:val="num" w:pos="2160"/>
+        </w:tabs>
+        <w:ind w:left="2160" w:hanging="360"/>
+      </w:pPr>
+      <w:rPr>
+        <w:rFonts w:ascii="Wingdings" w:hAnsi="Wingdings" w:hint="default"/>
+        <w:sz w:val="20"/>
+      </w:rPr>
+    </w:lvl>
+    <w:lvl w:ilvl="3" w:tentative="1">
+      <w:start w:val="1"/>
+      <w:numFmt w:val="bullet"/>
+      <w:lvlText w:val=""/>
+      <w:lvlJc w:val="left"/>
+      <w:pPr>
+        <w:tabs>
+          <w:tab w:val="num" w:pos="2880"/>
+        </w:tabs>
+        <w:ind w:left="2880" w:hanging="360"/>
+      </w:pPr>
+      <w:rPr>
+        <w:rFonts w:ascii="Wingdings" w:hAnsi="Wingdings" w:hint="default"/>
+        <w:sz w:val="20"/>
+      </w:rPr>
+    </w:lvl>
+    <w:lvl w:ilvl="4" w:tentative="1">
+      <w:start w:val="1"/>
+      <w:numFmt w:val="bullet"/>
+      <w:lvlText w:val=""/>
+      <w:lvlJc w:val="left"/>
+      <w:pPr>
+        <w:tabs>
+          <w:tab w:val="num" w:pos="3600"/>
+        </w:tabs>
+        <w:ind w:left="3600" w:hanging="360"/>
+      </w:pPr>
+      <w:rPr>
+        <w:rFonts w:ascii="Wingdings" w:hAnsi="Wingdings" w:hint="default"/>
+        <w:sz w:val="20"/>
+      </w:rPr>
+    </w:lvl>
+    <w:lvl w:ilvl="5" w:tentative="1">
+      <w:start w:val="1"/>
+      <w:numFmt w:val="bullet"/>
+      <w:lvlText w:val=""/>
+      <w:lvlJc w:val="left"/>
+      <w:pPr>
+        <w:tabs>
+          <w:tab w:val="num" w:pos="4320"/>
+        </w:tabs>
+        <w:ind w:left="4320" w:hanging="360"/>
+      </w:pPr>
+      <w:rPr>
+        <w:rFonts w:ascii="Wingdings" w:hAnsi="Wingdings" w:hint="default"/>
+        <w:sz w:val="20"/>
+      </w:rPr>
+    </w:lvl>
+    <w:lvl w:ilvl="6" w:tentative="1">
+      <w:start w:val="1"/>
+      <w:numFmt w:val="bullet"/>
+      <w:lvlText w:val=""/>
+      <w:lvlJc w:val="left"/>
+      <w:pPr>
+        <w:tabs>
+          <w:tab w:val="num" w:pos="5040"/>
+        </w:tabs>
+        <w:ind w:left="5040" w:hanging="360"/>
+      </w:pPr>
+      <w:rPr>
+        <w:rFonts w:ascii="Wingdings" w:hAnsi="Wingdings" w:hint="default"/>
+        <w:sz w:val="20"/>
+      </w:rPr>
+    </w:lvl>
+    <w:lvl w:ilvl="7" w:tentative="1">
+      <w:start w:val="1"/>
+      <w:numFmt w:val="bullet"/>
+      <w:lvlText w:val=""/>
+      <w:lvlJc w:val="left"/>
+      <w:pPr>
+        <w:tabs>
+          <w:tab w:val="num" w:pos="5760"/>
+        </w:tabs>
+        <w:ind w:left="5760" w:hanging="360"/>
+      </w:pPr>
+      <w:rPr>
+        <w:rFonts w:ascii="Wingdings" w:hAnsi="Wingdings" w:hint="default"/>
+        <w:sz w:val="20"/>
+      </w:rPr>
+    </w:lvl>
+    <w:lvl w:ilvl="8" w:tentative="1">
+      <w:start w:val="1"/>
+      <w:numFmt w:val="bullet"/>
+      <w:lvlText w:val=""/>
+      <w:lvlJc w:val="left"/>
+      <w:pPr>
+        <w:tabs>
+          <w:tab w:val="num" w:pos="6480"/>
+        </w:tabs>
+        <w:ind w:left="6480" w:hanging="360"/>
+      </w:pPr>
+      <w:rPr>
+        <w:rFonts w:ascii="Wingdings" w:hAnsi="Wingdings" w:hint="default"/>
+        <w:sz w:val="20"/>
+      </w:rPr>
+    </w:lvl>
+  </w:abstractNum>
+  <w:abstractNum w:abstractNumId="7" w15:restartNumberingAfterBreak="0">
     <w:nsid w:val="301B3E40"/>
     <w:multiLevelType w:val="multilevel"/>
     <w:tmpl w:val="977CED36"/>
@@ -788,7 +2504,7 @@
       </w:rPr>
     </w:lvl>
   </w:abstractNum>
-  <w:abstractNum w:abstractNumId="3" w15:restartNumberingAfterBreak="0">
+  <w:abstractNum w:abstractNumId="8" w15:restartNumberingAfterBreak="0">
     <w:nsid w:val="3C43037E"/>
     <w:multiLevelType w:val="multilevel"/>
     <w:tmpl w:val="57D4C758"/>
@@ -937,7 +2653,454 @@
       </w:rPr>
     </w:lvl>
   </w:abstractNum>
-  <w:abstractNum w:abstractNumId="4" w15:restartNumberingAfterBreak="0">
+  <w:abstractNum w:abstractNumId="9" w15:restartNumberingAfterBreak="0">
+    <w:nsid w:val="3D9360AF"/>
+    <w:multiLevelType w:val="multilevel"/>
+    <w:tmpl w:val="AA6206AE"/>
+    <w:lvl w:ilvl="0">
+      <w:start w:val="1"/>
+      <w:numFmt w:val="bullet"/>
+      <w:lvlText w:val=""/>
+      <w:lvlJc w:val="left"/>
+      <w:pPr>
+        <w:tabs>
+          <w:tab w:val="num" w:pos="720"/>
+        </w:tabs>
+        <w:ind w:left="720" w:hanging="360"/>
+      </w:pPr>
+      <w:rPr>
+        <w:rFonts w:ascii="Symbol" w:hAnsi="Symbol" w:hint="default"/>
+        <w:sz w:val="20"/>
+      </w:rPr>
+    </w:lvl>
+    <w:lvl w:ilvl="1" w:tentative="1">
+      <w:start w:val="1"/>
+      <w:numFmt w:val="bullet"/>
+      <w:lvlText w:val="o"/>
+      <w:lvlJc w:val="left"/>
+      <w:pPr>
+        <w:tabs>
+          <w:tab w:val="num" w:pos="1440"/>
+        </w:tabs>
+        <w:ind w:left="1440" w:hanging="360"/>
+      </w:pPr>
+      <w:rPr>
+        <w:rFonts w:ascii="Courier New" w:hAnsi="Courier New" w:hint="default"/>
+        <w:sz w:val="20"/>
+      </w:rPr>
+    </w:lvl>
+    <w:lvl w:ilvl="2" w:tentative="1">
+      <w:start w:val="1"/>
+      <w:numFmt w:val="bullet"/>
+      <w:lvlText w:val=""/>
+      <w:lvlJc w:val="left"/>
+      <w:pPr>
+        <w:tabs>
+          <w:tab w:val="num" w:pos="2160"/>
+        </w:tabs>
+        <w:ind w:left="2160" w:hanging="360"/>
+      </w:pPr>
+      <w:rPr>
+        <w:rFonts w:ascii="Wingdings" w:hAnsi="Wingdings" w:hint="default"/>
+        <w:sz w:val="20"/>
+      </w:rPr>
+    </w:lvl>
+    <w:lvl w:ilvl="3" w:tentative="1">
+      <w:start w:val="1"/>
+      <w:numFmt w:val="bullet"/>
+      <w:lvlText w:val=""/>
+      <w:lvlJc w:val="left"/>
+      <w:pPr>
+        <w:tabs>
+          <w:tab w:val="num" w:pos="2880"/>
+        </w:tabs>
+        <w:ind w:left="2880" w:hanging="360"/>
+      </w:pPr>
+      <w:rPr>
+        <w:rFonts w:ascii="Wingdings" w:hAnsi="Wingdings" w:hint="default"/>
+        <w:sz w:val="20"/>
+      </w:rPr>
+    </w:lvl>
+    <w:lvl w:ilvl="4" w:tentative="1">
+      <w:start w:val="1"/>
+      <w:numFmt w:val="bullet"/>
+      <w:lvlText w:val=""/>
+      <w:lvlJc w:val="left"/>
+      <w:pPr>
+        <w:tabs>
+          <w:tab w:val="num" w:pos="3600"/>
+        </w:tabs>
+        <w:ind w:left="3600" w:hanging="360"/>
+      </w:pPr>
+      <w:rPr>
+        <w:rFonts w:ascii="Wingdings" w:hAnsi="Wingdings" w:hint="default"/>
+        <w:sz w:val="20"/>
+      </w:rPr>
+    </w:lvl>
+    <w:lvl w:ilvl="5" w:tentative="1">
+      <w:start w:val="1"/>
+      <w:numFmt w:val="bullet"/>
+      <w:lvlText w:val=""/>
+      <w:lvlJc w:val="left"/>
+      <w:pPr>
+        <w:tabs>
+          <w:tab w:val="num" w:pos="4320"/>
+        </w:tabs>
+        <w:ind w:left="4320" w:hanging="360"/>
+      </w:pPr>
+      <w:rPr>
+        <w:rFonts w:ascii="Wingdings" w:hAnsi="Wingdings" w:hint="default"/>
+        <w:sz w:val="20"/>
+      </w:rPr>
+    </w:lvl>
+    <w:lvl w:ilvl="6" w:tentative="1">
+      <w:start w:val="1"/>
+      <w:numFmt w:val="bullet"/>
+      <w:lvlText w:val=""/>
+      <w:lvlJc w:val="left"/>
+      <w:pPr>
+        <w:tabs>
+          <w:tab w:val="num" w:pos="5040"/>
+        </w:tabs>
+        <w:ind w:left="5040" w:hanging="360"/>
+      </w:pPr>
+      <w:rPr>
+        <w:rFonts w:ascii="Wingdings" w:hAnsi="Wingdings" w:hint="default"/>
+        <w:sz w:val="20"/>
+      </w:rPr>
+    </w:lvl>
+    <w:lvl w:ilvl="7" w:tentative="1">
+      <w:start w:val="1"/>
+      <w:numFmt w:val="bullet"/>
+      <w:lvlText w:val=""/>
+      <w:lvlJc w:val="left"/>
+      <w:pPr>
+        <w:tabs>
+          <w:tab w:val="num" w:pos="5760"/>
+        </w:tabs>
+        <w:ind w:left="5760" w:hanging="360"/>
+      </w:pPr>
+      <w:rPr>
+        <w:rFonts w:ascii="Wingdings" w:hAnsi="Wingdings" w:hint="default"/>
+        <w:sz w:val="20"/>
+      </w:rPr>
+    </w:lvl>
+    <w:lvl w:ilvl="8" w:tentative="1">
+      <w:start w:val="1"/>
+      <w:numFmt w:val="bullet"/>
+      <w:lvlText w:val=""/>
+      <w:lvlJc w:val="left"/>
+      <w:pPr>
+        <w:tabs>
+          <w:tab w:val="num" w:pos="6480"/>
+        </w:tabs>
+        <w:ind w:left="6480" w:hanging="360"/>
+      </w:pPr>
+      <w:rPr>
+        <w:rFonts w:ascii="Wingdings" w:hAnsi="Wingdings" w:hint="default"/>
+        <w:sz w:val="20"/>
+      </w:rPr>
+    </w:lvl>
+  </w:abstractNum>
+  <w:abstractNum w:abstractNumId="10" w15:restartNumberingAfterBreak="0">
+    <w:nsid w:val="3DAD4C84"/>
+    <w:multiLevelType w:val="multilevel"/>
+    <w:tmpl w:val="3724AC7A"/>
+    <w:lvl w:ilvl="0">
+      <w:start w:val="1"/>
+      <w:numFmt w:val="bullet"/>
+      <w:lvlText w:val=""/>
+      <w:lvlJc w:val="left"/>
+      <w:pPr>
+        <w:tabs>
+          <w:tab w:val="num" w:pos="720"/>
+        </w:tabs>
+        <w:ind w:left="720" w:hanging="360"/>
+      </w:pPr>
+      <w:rPr>
+        <w:rFonts w:ascii="Symbol" w:hAnsi="Symbol" w:hint="default"/>
+        <w:sz w:val="20"/>
+      </w:rPr>
+    </w:lvl>
+    <w:lvl w:ilvl="1" w:tentative="1">
+      <w:start w:val="1"/>
+      <w:numFmt w:val="bullet"/>
+      <w:lvlText w:val="o"/>
+      <w:lvlJc w:val="left"/>
+      <w:pPr>
+        <w:tabs>
+          <w:tab w:val="num" w:pos="1440"/>
+        </w:tabs>
+        <w:ind w:left="1440" w:hanging="360"/>
+      </w:pPr>
+      <w:rPr>
+        <w:rFonts w:ascii="Courier New" w:hAnsi="Courier New" w:hint="default"/>
+        <w:sz w:val="20"/>
+      </w:rPr>
+    </w:lvl>
+    <w:lvl w:ilvl="2" w:tentative="1">
+      <w:start w:val="1"/>
+      <w:numFmt w:val="bullet"/>
+      <w:lvlText w:val=""/>
+      <w:lvlJc w:val="left"/>
+      <w:pPr>
+        <w:tabs>
+          <w:tab w:val="num" w:pos="2160"/>
+        </w:tabs>
+        <w:ind w:left="2160" w:hanging="360"/>
+      </w:pPr>
+      <w:rPr>
+        <w:rFonts w:ascii="Wingdings" w:hAnsi="Wingdings" w:hint="default"/>
+        <w:sz w:val="20"/>
+      </w:rPr>
+    </w:lvl>
+    <w:lvl w:ilvl="3" w:tentative="1">
+      <w:start w:val="1"/>
+      <w:numFmt w:val="bullet"/>
+      <w:lvlText w:val=""/>
+      <w:lvlJc w:val="left"/>
+      <w:pPr>
+        <w:tabs>
+          <w:tab w:val="num" w:pos="2880"/>
+        </w:tabs>
+        <w:ind w:left="2880" w:hanging="360"/>
+      </w:pPr>
+      <w:rPr>
+        <w:rFonts w:ascii="Wingdings" w:hAnsi="Wingdings" w:hint="default"/>
+        <w:sz w:val="20"/>
+      </w:rPr>
+    </w:lvl>
+    <w:lvl w:ilvl="4" w:tentative="1">
+      <w:start w:val="1"/>
+      <w:numFmt w:val="bullet"/>
+      <w:lvlText w:val=""/>
+      <w:lvlJc w:val="left"/>
+      <w:pPr>
+        <w:tabs>
+          <w:tab w:val="num" w:pos="3600"/>
+        </w:tabs>
+        <w:ind w:left="3600" w:hanging="360"/>
+      </w:pPr>
+      <w:rPr>
+        <w:rFonts w:ascii="Wingdings" w:hAnsi="Wingdings" w:hint="default"/>
+        <w:sz w:val="20"/>
+      </w:rPr>
+    </w:lvl>
+    <w:lvl w:ilvl="5" w:tentative="1">
+      <w:start w:val="1"/>
+      <w:numFmt w:val="bullet"/>
+      <w:lvlText w:val=""/>
+      <w:lvlJc w:val="left"/>
+      <w:pPr>
+        <w:tabs>
+          <w:tab w:val="num" w:pos="4320"/>
+        </w:tabs>
+        <w:ind w:left="4320" w:hanging="360"/>
+      </w:pPr>
+      <w:rPr>
+        <w:rFonts w:ascii="Wingdings" w:hAnsi="Wingdings" w:hint="default"/>
+        <w:sz w:val="20"/>
+      </w:rPr>
+    </w:lvl>
+    <w:lvl w:ilvl="6" w:tentative="1">
+      <w:start w:val="1"/>
+      <w:numFmt w:val="bullet"/>
+      <w:lvlText w:val=""/>
+      <w:lvlJc w:val="left"/>
+      <w:pPr>
+        <w:tabs>
+          <w:tab w:val="num" w:pos="5040"/>
+        </w:tabs>
+        <w:ind w:left="5040" w:hanging="360"/>
+      </w:pPr>
+      <w:rPr>
+        <w:rFonts w:ascii="Wingdings" w:hAnsi="Wingdings" w:hint="default"/>
+        <w:sz w:val="20"/>
+      </w:rPr>
+    </w:lvl>
+    <w:lvl w:ilvl="7" w:tentative="1">
+      <w:start w:val="1"/>
+      <w:numFmt w:val="bullet"/>
+      <w:lvlText w:val=""/>
+      <w:lvlJc w:val="left"/>
+      <w:pPr>
+        <w:tabs>
+          <w:tab w:val="num" w:pos="5760"/>
+        </w:tabs>
+        <w:ind w:left="5760" w:hanging="360"/>
+      </w:pPr>
+      <w:rPr>
+        <w:rFonts w:ascii="Wingdings" w:hAnsi="Wingdings" w:hint="default"/>
+        <w:sz w:val="20"/>
+      </w:rPr>
+    </w:lvl>
+    <w:lvl w:ilvl="8" w:tentative="1">
+      <w:start w:val="1"/>
+      <w:numFmt w:val="bullet"/>
+      <w:lvlText w:val=""/>
+      <w:lvlJc w:val="left"/>
+      <w:pPr>
+        <w:tabs>
+          <w:tab w:val="num" w:pos="6480"/>
+        </w:tabs>
+        <w:ind w:left="6480" w:hanging="360"/>
+      </w:pPr>
+      <w:rPr>
+        <w:rFonts w:ascii="Wingdings" w:hAnsi="Wingdings" w:hint="default"/>
+        <w:sz w:val="20"/>
+      </w:rPr>
+    </w:lvl>
+  </w:abstractNum>
+  <w:abstractNum w:abstractNumId="11" w15:restartNumberingAfterBreak="0">
+    <w:nsid w:val="4B8166C0"/>
+    <w:multiLevelType w:val="multilevel"/>
+    <w:tmpl w:val="639A8B90"/>
+    <w:lvl w:ilvl="0">
+      <w:start w:val="1"/>
+      <w:numFmt w:val="bullet"/>
+      <w:lvlText w:val=""/>
+      <w:lvlJc w:val="left"/>
+      <w:pPr>
+        <w:tabs>
+          <w:tab w:val="num" w:pos="720"/>
+        </w:tabs>
+        <w:ind w:left="720" w:hanging="360"/>
+      </w:pPr>
+      <w:rPr>
+        <w:rFonts w:ascii="Symbol" w:hAnsi="Symbol" w:hint="default"/>
+        <w:sz w:val="20"/>
+      </w:rPr>
+    </w:lvl>
+    <w:lvl w:ilvl="1" w:tentative="1">
+      <w:start w:val="1"/>
+      <w:numFmt w:val="bullet"/>
+      <w:lvlText w:val="o"/>
+      <w:lvlJc w:val="left"/>
+      <w:pPr>
+        <w:tabs>
+          <w:tab w:val="num" w:pos="1440"/>
+        </w:tabs>
+        <w:ind w:left="1440" w:hanging="360"/>
+      </w:pPr>
+      <w:rPr>
+        <w:rFonts w:ascii="Courier New" w:hAnsi="Courier New" w:hint="default"/>
+        <w:sz w:val="20"/>
+      </w:rPr>
+    </w:lvl>
+    <w:lvl w:ilvl="2" w:tentative="1">
+      <w:start w:val="1"/>
+      <w:numFmt w:val="bullet"/>
+      <w:lvlText w:val=""/>
+      <w:lvlJc w:val="left"/>
+      <w:pPr>
+        <w:tabs>
+          <w:tab w:val="num" w:pos="2160"/>
+        </w:tabs>
+        <w:ind w:left="2160" w:hanging="360"/>
+      </w:pPr>
+      <w:rPr>
+        <w:rFonts w:ascii="Wingdings" w:hAnsi="Wingdings" w:hint="default"/>
+        <w:sz w:val="20"/>
+      </w:rPr>
+    </w:lvl>
+    <w:lvl w:ilvl="3" w:tentative="1">
+      <w:start w:val="1"/>
+      <w:numFmt w:val="bullet"/>
+      <w:lvlText w:val=""/>
+      <w:lvlJc w:val="left"/>
+      <w:pPr>
+        <w:tabs>
+          <w:tab w:val="num" w:pos="2880"/>
+        </w:tabs>
+        <w:ind w:left="2880" w:hanging="360"/>
+      </w:pPr>
+      <w:rPr>
+        <w:rFonts w:ascii="Wingdings" w:hAnsi="Wingdings" w:hint="default"/>
+        <w:sz w:val="20"/>
+      </w:rPr>
+    </w:lvl>
+    <w:lvl w:ilvl="4" w:tentative="1">
+      <w:start w:val="1"/>
+      <w:numFmt w:val="bullet"/>
+      <w:lvlText w:val=""/>
+      <w:lvlJc w:val="left"/>
+      <w:pPr>
+        <w:tabs>
+          <w:tab w:val="num" w:pos="3600"/>
+        </w:tabs>
+        <w:ind w:left="3600" w:hanging="360"/>
+      </w:pPr>
+      <w:rPr>
+        <w:rFonts w:ascii="Wingdings" w:hAnsi="Wingdings" w:hint="default"/>
+        <w:sz w:val="20"/>
+      </w:rPr>
+    </w:lvl>
+    <w:lvl w:ilvl="5" w:tentative="1">
+      <w:start w:val="1"/>
+      <w:numFmt w:val="bullet"/>
+      <w:lvlText w:val=""/>
+      <w:lvlJc w:val="left"/>
+      <w:pPr>
+        <w:tabs>
+          <w:tab w:val="num" w:pos="4320"/>
+        </w:tabs>
+        <w:ind w:left="4320" w:hanging="360"/>
+      </w:pPr>
+      <w:rPr>
+        <w:rFonts w:ascii="Wingdings" w:hAnsi="Wingdings" w:hint="default"/>
+        <w:sz w:val="20"/>
+      </w:rPr>
+    </w:lvl>
+    <w:lvl w:ilvl="6" w:tentative="1">
+      <w:start w:val="1"/>
+      <w:numFmt w:val="bullet"/>
+      <w:lvlText w:val=""/>
+      <w:lvlJc w:val="left"/>
+      <w:pPr>
+        <w:tabs>
+          <w:tab w:val="num" w:pos="5040"/>
+        </w:tabs>
+        <w:ind w:left="5040" w:hanging="360"/>
+      </w:pPr>
+      <w:rPr>
+        <w:rFonts w:ascii="Wingdings" w:hAnsi="Wingdings" w:hint="default"/>
+        <w:sz w:val="20"/>
+      </w:rPr>
+    </w:lvl>
+    <w:lvl w:ilvl="7" w:tentative="1">
+      <w:start w:val="1"/>
+      <w:numFmt w:val="bullet"/>
+      <w:lvlText w:val=""/>
+      <w:lvlJc w:val="left"/>
+      <w:pPr>
+        <w:tabs>
+          <w:tab w:val="num" w:pos="5760"/>
+        </w:tabs>
+        <w:ind w:left="5760" w:hanging="360"/>
+      </w:pPr>
+      <w:rPr>
+        <w:rFonts w:ascii="Wingdings" w:hAnsi="Wingdings" w:hint="default"/>
+        <w:sz w:val="20"/>
+      </w:rPr>
+    </w:lvl>
+    <w:lvl w:ilvl="8" w:tentative="1">
+      <w:start w:val="1"/>
+      <w:numFmt w:val="bullet"/>
+      <w:lvlText w:val=""/>
+      <w:lvlJc w:val="left"/>
+      <w:pPr>
+        <w:tabs>
+          <w:tab w:val="num" w:pos="6480"/>
+        </w:tabs>
+        <w:ind w:left="6480" w:hanging="360"/>
+      </w:pPr>
+      <w:rPr>
+        <w:rFonts w:ascii="Wingdings" w:hAnsi="Wingdings" w:hint="default"/>
+        <w:sz w:val="20"/>
+      </w:rPr>
+    </w:lvl>
+  </w:abstractNum>
+  <w:abstractNum w:abstractNumId="12" w15:restartNumberingAfterBreak="0">
     <w:nsid w:val="57243B84"/>
     <w:multiLevelType w:val="multilevel"/>
     <w:tmpl w:val="CFCA36B6"/>
@@ -1086,7 +3249,7 @@
       </w:rPr>
     </w:lvl>
   </w:abstractNum>
-  <w:abstractNum w:abstractNumId="5" w15:restartNumberingAfterBreak="0">
+  <w:abstractNum w:abstractNumId="13" w15:restartNumberingAfterBreak="0">
     <w:nsid w:val="58741716"/>
     <w:multiLevelType w:val="multilevel"/>
     <w:tmpl w:val="AE6017DE"/>
@@ -1235,7 +3398,7 @@
       </w:rPr>
     </w:lvl>
   </w:abstractNum>
-  <w:abstractNum w:abstractNumId="6" w15:restartNumberingAfterBreak="0">
+  <w:abstractNum w:abstractNumId="14" w15:restartNumberingAfterBreak="0">
     <w:nsid w:val="5C3D5D30"/>
     <w:multiLevelType w:val="multilevel"/>
     <w:tmpl w:val="978C3EB4"/>
@@ -1384,7 +3547,305 @@
       </w:rPr>
     </w:lvl>
   </w:abstractNum>
-  <w:abstractNum w:abstractNumId="7" w15:restartNumberingAfterBreak="0">
+  <w:abstractNum w:abstractNumId="15" w15:restartNumberingAfterBreak="0">
+    <w:nsid w:val="6D301191"/>
+    <w:multiLevelType w:val="multilevel"/>
+    <w:tmpl w:val="2C2CF8F4"/>
+    <w:lvl w:ilvl="0">
+      <w:start w:val="1"/>
+      <w:numFmt w:val="bullet"/>
+      <w:lvlText w:val=""/>
+      <w:lvlJc w:val="left"/>
+      <w:pPr>
+        <w:tabs>
+          <w:tab w:val="num" w:pos="720"/>
+        </w:tabs>
+        <w:ind w:left="720" w:hanging="360"/>
+      </w:pPr>
+      <w:rPr>
+        <w:rFonts w:ascii="Symbol" w:hAnsi="Symbol" w:hint="default"/>
+        <w:sz w:val="20"/>
+      </w:rPr>
+    </w:lvl>
+    <w:lvl w:ilvl="1" w:tentative="1">
+      <w:start w:val="1"/>
+      <w:numFmt w:val="bullet"/>
+      <w:lvlText w:val="o"/>
+      <w:lvlJc w:val="left"/>
+      <w:pPr>
+        <w:tabs>
+          <w:tab w:val="num" w:pos="1440"/>
+        </w:tabs>
+        <w:ind w:left="1440" w:hanging="360"/>
+      </w:pPr>
+      <w:rPr>
+        <w:rFonts w:ascii="Courier New" w:hAnsi="Courier New" w:hint="default"/>
+        <w:sz w:val="20"/>
+      </w:rPr>
+    </w:lvl>
+    <w:lvl w:ilvl="2" w:tentative="1">
+      <w:start w:val="1"/>
+      <w:numFmt w:val="bullet"/>
+      <w:lvlText w:val=""/>
+      <w:lvlJc w:val="left"/>
+      <w:pPr>
+        <w:tabs>
+          <w:tab w:val="num" w:pos="2160"/>
+        </w:tabs>
+        <w:ind w:left="2160" w:hanging="360"/>
+      </w:pPr>
+      <w:rPr>
+        <w:rFonts w:ascii="Wingdings" w:hAnsi="Wingdings" w:hint="default"/>
+        <w:sz w:val="20"/>
+      </w:rPr>
+    </w:lvl>
+    <w:lvl w:ilvl="3" w:tentative="1">
+      <w:start w:val="1"/>
+      <w:numFmt w:val="bullet"/>
+      <w:lvlText w:val=""/>
+      <w:lvlJc w:val="left"/>
+      <w:pPr>
+        <w:tabs>
+          <w:tab w:val="num" w:pos="2880"/>
+        </w:tabs>
+        <w:ind w:left="2880" w:hanging="360"/>
+      </w:pPr>
+      <w:rPr>
+        <w:rFonts w:ascii="Wingdings" w:hAnsi="Wingdings" w:hint="default"/>
+        <w:sz w:val="20"/>
+      </w:rPr>
+    </w:lvl>
+    <w:lvl w:ilvl="4" w:tentative="1">
+      <w:start w:val="1"/>
+      <w:numFmt w:val="bullet"/>
+      <w:lvlText w:val=""/>
+      <w:lvlJc w:val="left"/>
+      <w:pPr>
+        <w:tabs>
+          <w:tab w:val="num" w:pos="3600"/>
+        </w:tabs>
+        <w:ind w:left="3600" w:hanging="360"/>
+      </w:pPr>
+      <w:rPr>
+        <w:rFonts w:ascii="Wingdings" w:hAnsi="Wingdings" w:hint="default"/>
+        <w:sz w:val="20"/>
+      </w:rPr>
+    </w:lvl>
+    <w:lvl w:ilvl="5" w:tentative="1">
+      <w:start w:val="1"/>
+      <w:numFmt w:val="bullet"/>
+      <w:lvlText w:val=""/>
+      <w:lvlJc w:val="left"/>
+      <w:pPr>
+        <w:tabs>
+          <w:tab w:val="num" w:pos="4320"/>
+        </w:tabs>
+        <w:ind w:left="4320" w:hanging="360"/>
+      </w:pPr>
+      <w:rPr>
+        <w:rFonts w:ascii="Wingdings" w:hAnsi="Wingdings" w:hint="default"/>
+        <w:sz w:val="20"/>
+      </w:rPr>
+    </w:lvl>
+    <w:lvl w:ilvl="6" w:tentative="1">
+      <w:start w:val="1"/>
+      <w:numFmt w:val="bullet"/>
+      <w:lvlText w:val=""/>
+      <w:lvlJc w:val="left"/>
+      <w:pPr>
+        <w:tabs>
+          <w:tab w:val="num" w:pos="5040"/>
+        </w:tabs>
+        <w:ind w:left="5040" w:hanging="360"/>
+      </w:pPr>
+      <w:rPr>
+        <w:rFonts w:ascii="Wingdings" w:hAnsi="Wingdings" w:hint="default"/>
+        <w:sz w:val="20"/>
+      </w:rPr>
+    </w:lvl>
+    <w:lvl w:ilvl="7" w:tentative="1">
+      <w:start w:val="1"/>
+      <w:numFmt w:val="bullet"/>
+      <w:lvlText w:val=""/>
+      <w:lvlJc w:val="left"/>
+      <w:pPr>
+        <w:tabs>
+          <w:tab w:val="num" w:pos="5760"/>
+        </w:tabs>
+        <w:ind w:left="5760" w:hanging="360"/>
+      </w:pPr>
+      <w:rPr>
+        <w:rFonts w:ascii="Wingdings" w:hAnsi="Wingdings" w:hint="default"/>
+        <w:sz w:val="20"/>
+      </w:rPr>
+    </w:lvl>
+    <w:lvl w:ilvl="8" w:tentative="1">
+      <w:start w:val="1"/>
+      <w:numFmt w:val="bullet"/>
+      <w:lvlText w:val=""/>
+      <w:lvlJc w:val="left"/>
+      <w:pPr>
+        <w:tabs>
+          <w:tab w:val="num" w:pos="6480"/>
+        </w:tabs>
+        <w:ind w:left="6480" w:hanging="360"/>
+      </w:pPr>
+      <w:rPr>
+        <w:rFonts w:ascii="Wingdings" w:hAnsi="Wingdings" w:hint="default"/>
+        <w:sz w:val="20"/>
+      </w:rPr>
+    </w:lvl>
+  </w:abstractNum>
+  <w:abstractNum w:abstractNumId="16" w15:restartNumberingAfterBreak="0">
+    <w:nsid w:val="711327F7"/>
+    <w:multiLevelType w:val="multilevel"/>
+    <w:tmpl w:val="F4249956"/>
+    <w:lvl w:ilvl="0">
+      <w:start w:val="1"/>
+      <w:numFmt w:val="bullet"/>
+      <w:lvlText w:val=""/>
+      <w:lvlJc w:val="left"/>
+      <w:pPr>
+        <w:tabs>
+          <w:tab w:val="num" w:pos="720"/>
+        </w:tabs>
+        <w:ind w:left="720" w:hanging="360"/>
+      </w:pPr>
+      <w:rPr>
+        <w:rFonts w:ascii="Symbol" w:hAnsi="Symbol" w:hint="default"/>
+        <w:sz w:val="20"/>
+      </w:rPr>
+    </w:lvl>
+    <w:lvl w:ilvl="1" w:tentative="1">
+      <w:start w:val="1"/>
+      <w:numFmt w:val="bullet"/>
+      <w:lvlText w:val="o"/>
+      <w:lvlJc w:val="left"/>
+      <w:pPr>
+        <w:tabs>
+          <w:tab w:val="num" w:pos="1440"/>
+        </w:tabs>
+        <w:ind w:left="1440" w:hanging="360"/>
+      </w:pPr>
+      <w:rPr>
+        <w:rFonts w:ascii="Courier New" w:hAnsi="Courier New" w:hint="default"/>
+        <w:sz w:val="20"/>
+      </w:rPr>
+    </w:lvl>
+    <w:lvl w:ilvl="2" w:tentative="1">
+      <w:start w:val="1"/>
+      <w:numFmt w:val="bullet"/>
+      <w:lvlText w:val=""/>
+      <w:lvlJc w:val="left"/>
+      <w:pPr>
+        <w:tabs>
+          <w:tab w:val="num" w:pos="2160"/>
+        </w:tabs>
+        <w:ind w:left="2160" w:hanging="360"/>
+      </w:pPr>
+      <w:rPr>
+        <w:rFonts w:ascii="Wingdings" w:hAnsi="Wingdings" w:hint="default"/>
+        <w:sz w:val="20"/>
+      </w:rPr>
+    </w:lvl>
+    <w:lvl w:ilvl="3" w:tentative="1">
+      <w:start w:val="1"/>
+      <w:numFmt w:val="bullet"/>
+      <w:lvlText w:val=""/>
+      <w:lvlJc w:val="left"/>
+      <w:pPr>
+        <w:tabs>
+          <w:tab w:val="num" w:pos="2880"/>
+        </w:tabs>
+        <w:ind w:left="2880" w:hanging="360"/>
+      </w:pPr>
+      <w:rPr>
+        <w:rFonts w:ascii="Wingdings" w:hAnsi="Wingdings" w:hint="default"/>
+        <w:sz w:val="20"/>
+      </w:rPr>
+    </w:lvl>
+    <w:lvl w:ilvl="4" w:tentative="1">
+      <w:start w:val="1"/>
+      <w:numFmt w:val="bullet"/>
+      <w:lvlText w:val=""/>
+      <w:lvlJc w:val="left"/>
+      <w:pPr>
+        <w:tabs>
+          <w:tab w:val="num" w:pos="3600"/>
+        </w:tabs>
+        <w:ind w:left="3600" w:hanging="360"/>
+      </w:pPr>
+      <w:rPr>
+        <w:rFonts w:ascii="Wingdings" w:hAnsi="Wingdings" w:hint="default"/>
+        <w:sz w:val="20"/>
+      </w:rPr>
+    </w:lvl>
+    <w:lvl w:ilvl="5" w:tentative="1">
+      <w:start w:val="1"/>
+      <w:numFmt w:val="bullet"/>
+      <w:lvlText w:val=""/>
+      <w:lvlJc w:val="left"/>
+      <w:pPr>
+        <w:tabs>
+          <w:tab w:val="num" w:pos="4320"/>
+        </w:tabs>
+        <w:ind w:left="4320" w:hanging="360"/>
+      </w:pPr>
+      <w:rPr>
+        <w:rFonts w:ascii="Wingdings" w:hAnsi="Wingdings" w:hint="default"/>
+        <w:sz w:val="20"/>
+      </w:rPr>
+    </w:lvl>
+    <w:lvl w:ilvl="6" w:tentative="1">
+      <w:start w:val="1"/>
+      <w:numFmt w:val="bullet"/>
+      <w:lvlText w:val=""/>
+      <w:lvlJc w:val="left"/>
+      <w:pPr>
+        <w:tabs>
+          <w:tab w:val="num" w:pos="5040"/>
+        </w:tabs>
+        <w:ind w:left="5040" w:hanging="360"/>
+      </w:pPr>
+      <w:rPr>
+        <w:rFonts w:ascii="Wingdings" w:hAnsi="Wingdings" w:hint="default"/>
+        <w:sz w:val="20"/>
+      </w:rPr>
+    </w:lvl>
+    <w:lvl w:ilvl="7" w:tentative="1">
+      <w:start w:val="1"/>
+      <w:numFmt w:val="bullet"/>
+      <w:lvlText w:val=""/>
+      <w:lvlJc w:val="left"/>
+      <w:pPr>
+        <w:tabs>
+          <w:tab w:val="num" w:pos="5760"/>
+        </w:tabs>
+        <w:ind w:left="5760" w:hanging="360"/>
+      </w:pPr>
+      <w:rPr>
+        <w:rFonts w:ascii="Wingdings" w:hAnsi="Wingdings" w:hint="default"/>
+        <w:sz w:val="20"/>
+      </w:rPr>
+    </w:lvl>
+    <w:lvl w:ilvl="8" w:tentative="1">
+      <w:start w:val="1"/>
+      <w:numFmt w:val="bullet"/>
+      <w:lvlText w:val=""/>
+      <w:lvlJc w:val="left"/>
+      <w:pPr>
+        <w:tabs>
+          <w:tab w:val="num" w:pos="6480"/>
+        </w:tabs>
+        <w:ind w:left="6480" w:hanging="360"/>
+      </w:pPr>
+      <w:rPr>
+        <w:rFonts w:ascii="Wingdings" w:hAnsi="Wingdings" w:hint="default"/>
+        <w:sz w:val="20"/>
+      </w:rPr>
+    </w:lvl>
+  </w:abstractNum>
+  <w:abstractNum w:abstractNumId="17" w15:restartNumberingAfterBreak="0">
     <w:nsid w:val="7226603C"/>
     <w:multiLevelType w:val="multilevel"/>
     <w:tmpl w:val="344EDF44"/>
@@ -1533,7 +3994,7 @@
       </w:rPr>
     </w:lvl>
   </w:abstractNum>
-  <w:abstractNum w:abstractNumId="8" w15:restartNumberingAfterBreak="0">
+  <w:abstractNum w:abstractNumId="18" w15:restartNumberingAfterBreak="0">
     <w:nsid w:val="73026CCD"/>
     <w:multiLevelType w:val="multilevel"/>
     <w:tmpl w:val="73B684CE"/>
@@ -1647,31 +4108,61 @@
     </w:lvl>
   </w:abstractNum>
   <w:num w:numId="1" w16cid:durableId="1995185836">
+    <w:abstractNumId w:val="8"/>
+  </w:num>
+  <w:num w:numId="2" w16cid:durableId="2051177408">
+    <w:abstractNumId w:val="17"/>
+  </w:num>
+  <w:num w:numId="3" w16cid:durableId="2137602453">
+    <w:abstractNumId w:val="13"/>
+  </w:num>
+  <w:num w:numId="4" w16cid:durableId="587153832">
+    <w:abstractNumId w:val="12"/>
+  </w:num>
+  <w:num w:numId="5" w16cid:durableId="592324799">
     <w:abstractNumId w:val="3"/>
   </w:num>
-  <w:num w:numId="2" w16cid:durableId="2051177408">
+  <w:num w:numId="6" w16cid:durableId="1724791779">
+    <w:abstractNumId w:val="14"/>
+  </w:num>
+  <w:num w:numId="7" w16cid:durableId="1495875694">
     <w:abstractNumId w:val="7"/>
   </w:num>
-  <w:num w:numId="3" w16cid:durableId="2137602453">
+  <w:num w:numId="8" w16cid:durableId="484904326">
+    <w:abstractNumId w:val="1"/>
+  </w:num>
+  <w:num w:numId="9" w16cid:durableId="413818616">
+    <w:abstractNumId w:val="18"/>
+  </w:num>
+  <w:num w:numId="10" w16cid:durableId="778527573">
+    <w:abstractNumId w:val="10"/>
+  </w:num>
+  <w:num w:numId="11" w16cid:durableId="1564103514">
+    <w:abstractNumId w:val="4"/>
+  </w:num>
+  <w:num w:numId="12" w16cid:durableId="332219657">
+    <w:abstractNumId w:val="16"/>
+  </w:num>
+  <w:num w:numId="13" w16cid:durableId="1550023997">
+    <w:abstractNumId w:val="9"/>
+  </w:num>
+  <w:num w:numId="14" w16cid:durableId="381100344">
+    <w:abstractNumId w:val="15"/>
+  </w:num>
+  <w:num w:numId="15" w16cid:durableId="943730472">
+    <w:abstractNumId w:val="2"/>
+  </w:num>
+  <w:num w:numId="16" w16cid:durableId="1285037055">
+    <w:abstractNumId w:val="11"/>
+  </w:num>
+  <w:num w:numId="17" w16cid:durableId="1569684465">
+    <w:abstractNumId w:val="6"/>
+  </w:num>
+  <w:num w:numId="18" w16cid:durableId="1859663218">
     <w:abstractNumId w:val="5"/>
   </w:num>
-  <w:num w:numId="4" w16cid:durableId="587153832">
-    <w:abstractNumId w:val="4"/>
-  </w:num>
-  <w:num w:numId="5" w16cid:durableId="592324799">
-    <w:abstractNumId w:val="1"/>
-  </w:num>
-  <w:num w:numId="6" w16cid:durableId="1724791779">
-    <w:abstractNumId w:val="6"/>
-  </w:num>
-  <w:num w:numId="7" w16cid:durableId="1495875694">
-    <w:abstractNumId w:val="2"/>
-  </w:num>
-  <w:num w:numId="8" w16cid:durableId="484904326">
+  <w:num w:numId="19" w16cid:durableId="1758482281">
     <w:abstractNumId w:val="0"/>
-  </w:num>
-  <w:num w:numId="9" w16cid:durableId="413818616">
-    <w:abstractNumId w:val="8"/>
   </w:num>
   <w:numIdMacAtCleanup w:val="9"/>
 </w:numbering>
@@ -2287,7 +4778,6 @@
   <w:style w:type="character" w:default="1" w:styleId="DefaultParagraphFont">
     <w:name w:val="Default Paragraph Font"/>
     <w:uiPriority w:val="1"/>
-    <w:semiHidden/>
     <w:unhideWhenUsed/>
   </w:style>
   <w:style w:type="table" w:default="1" w:styleId="TableNormal">
